--- a/zht/docx/32.content.docx
+++ b/zht/docx/32.content.docx
@@ -28,22 +28,6 @@
       </w:r>
     </w:p>
     <w:p>
-      <w:pPr>
-        <w:pStyle w:val="Heading2"/>
-      </w:pPr>
-      <w:r>
-        <w:rPr>
-          <w:lang w:val="zh_TW" w:bidi="zh_TW"/>
-        </w:rPr>
-        <w:t>License Information</w:t>
-      </w:r>
-      <w:r>
-        <w:rPr>
-          <w:lang w:val="zh_TW" w:bidi="zh_TW"/>
-        </w:rPr>
-      </w:r>
-    </w:p>
-    <w:p>
       <w:pPr/>
       <w:r>
         <w:rPr>
@@ -55,19 +39,21 @@
           <w:b/>
           <w:lang w:val="zh_TW" w:bidi="zh_TW"/>
         </w:rPr>
-        <w:t>研讀筆記 (Tyndale)</w:t>
-      </w:r>
-      <w:r>
-        <w:rPr>
-          <w:lang w:val="zh_TW" w:bidi="zh_TW"/>
-        </w:rPr>
-        <w:t xml:space="preserve"> (Chinese (Traditional)) is based on</w:t>
-      </w:r>
-      <w:r>
-        <w:rPr>
-          <w:lang w:val="zh_TW" w:bidi="zh_TW"/>
-        </w:rPr>
-        <w:t xml:space="preserve">: </w:t>
+        <w:t>Aquifer Open Study Notes</w:t>
+      </w:r>
+    </w:p>
+    <w:p>
+      <w:pPr/>
+      <w:r>
+        <w:rPr>
+          <w:lang w:val="zh_TW" w:bidi="zh_TW"/>
+        </w:rPr>
+      </w:r>
+      <w:r>
+        <w:rPr>
+          <w:lang w:val="zh_TW" w:bidi="zh_TW"/>
+        </w:rPr>
+        <w:t xml:space="preserve">This work is an adaptation of </w:t>
       </w:r>
       <w:r>
         <w:rPr>
@@ -79,48 +65,19 @@
         <w:rPr>
           <w:lang w:val="zh_TW" w:bidi="zh_TW"/>
         </w:rPr>
-        <w:t xml:space="preserve">, </w:t>
-      </w:r>
-      <w:hyperlink r:id="rId13">
-        <w:r>
-          <w:rPr>
-            <w:lang w:val="zh_TW" w:bidi="zh_TW"/>
-          </w:rPr>
-          <w:rPr>
-            <w:color w:val="0000EE"/>
-            <w:u w:val="single"/>
-          </w:rPr>
-          <w:t>Tyndale House Publishers</w:t>
-        </w:r>
-      </w:hyperlink>
-      <w:r>
-        <w:rPr>
-          <w:lang w:val="zh_TW" w:bidi="zh_TW"/>
-        </w:rPr>
-        <w:t xml:space="preserve">, 2019, which is licensed under a </w:t>
-      </w:r>
-      <w:hyperlink r:id="rId14">
-        <w:r>
-          <w:rPr>
-            <w:lang w:val="zh_TW" w:bidi="zh_TW"/>
-          </w:rPr>
-          <w:rPr>
-            <w:color w:val="0000EE"/>
-            <w:u w:val="single"/>
-          </w:rPr>
-          <w:t>CC BY-SA 4.0 license</w:t>
-        </w:r>
-      </w:hyperlink>
-      <w:r>
-        <w:rPr>
-          <w:lang w:val="zh_TW" w:bidi="zh_TW"/>
-        </w:rPr>
-        <w:t>.</w:t>
-      </w:r>
-      <w:r>
-        <w:rPr>
-          <w:lang w:val="zh_TW" w:bidi="zh_TW"/>
-        </w:rPr>
+        <w:t xml:space="preserve"> © 2023 Tyndale House Publishers, licensed under the CC BY-SA 4.0 license. The adaptation, </w:t>
+      </w:r>
+      <w:r>
+        <w:rPr>
+          <w:lang w:val="zh_TW" w:bidi="zh_TW"/>
+        </w:rPr>
+        <w:t>Aquifer Open Study Notes</w:t>
+      </w:r>
+      <w:r>
+        <w:rPr>
+          <w:lang w:val="zh_TW" w:bidi="zh_TW"/>
+        </w:rPr>
+        <w:t>, was created by Mission Mutual and is also licensed under CC BY-SA 4.0.</w:t>
       </w:r>
     </w:p>
     <w:p>
@@ -134,7 +91,7 @@
         <w:rPr>
           <w:lang w:val="zh_TW" w:bidi="zh_TW"/>
         </w:rPr>
-        <w:t>This PDF version is provided under the same license.</w:t>
+        <w:t>This resource has been adapted into multiple languages, including English, Tok Pisin, Arabic (عربي), French (Français), Hindi (हिंदी), Indonesian (Bahasa Indonesia), Portuguese (Português), Russian (Русский), Spanish (Español), Swahili (Kiswahili), and Simplified Chinese (简体中文).</w:t>
       </w:r>
       <w:r>
         <w:rPr>
@@ -296,7 +253,7 @@
         </w:rPr>
         <w:t>亞米太的兒子約拿來自迦特‧希弗（Gath-hepher），這座城鎮位於拿弗他利和西布倫支派的地業交界處。他在耶羅波安二世（公元前793–753年）統治期間，於北國以色列服事（見</w:t>
       </w:r>
-      <w:hyperlink r:id="rId15">
+      <w:hyperlink r:id="rId13">
         <w:r>
           <w:rPr>
             <w:lang w:val="zh_TW" w:bidi="zh_TW"/>
@@ -414,7 +371,7 @@
         </w:rPr>
         <w:t>到了約拿的時代，尼尼微已有相當悠久的歷史（見</w:t>
       </w:r>
-      <w:hyperlink r:id="rId16">
+      <w:hyperlink r:id="rId14">
         <w:r>
           <w:rPr>
             <w:lang w:val="zh_TW" w:bidi="zh_TW"/>
@@ -432,7 +389,7 @@
         </w:rPr>
         <w:t>）。它是亞述帝國的重要城市，直到公元前612年被毀（見</w:t>
       </w:r>
-      <w:hyperlink r:id="rId17">
+      <w:hyperlink r:id="rId15">
         <w:r>
           <w:rPr>
             <w:lang w:val="zh_TW" w:bidi="zh_TW"/>
@@ -538,7 +495,7 @@
         </w:rPr>
         <w:t>約拿試圖逃離耶和華，卻是徒勞的。人無法逃避神（</w:t>
       </w:r>
-      <w:hyperlink r:id="rId18">
+      <w:hyperlink r:id="rId16">
         <w:r>
           <w:rPr>
             <w:lang w:val="zh_TW" w:bidi="zh_TW"/>
@@ -556,7 +513,7 @@
         </w:rPr>
         <w:t>），也不能違背祂的旨意而不承擔後果（</w:t>
       </w:r>
-      <w:hyperlink r:id="rId19">
+      <w:hyperlink r:id="rId17">
         <w:r>
           <w:rPr>
             <w:lang w:val="zh_TW" w:bidi="zh_TW"/>
@@ -574,7 +531,7 @@
         </w:rPr>
         <w:t>）。然而，約拿不願前往尼尼微是可以理解的——亞述是以色列的敵人，並以殘暴著稱（</w:t>
       </w:r>
-      <w:hyperlink r:id="rId20">
+      <w:hyperlink r:id="rId18">
         <w:r>
           <w:rPr>
             <w:lang w:val="zh_TW" w:bidi="zh_TW"/>
@@ -592,7 +549,7 @@
         </w:rPr>
         <w:t>；另見</w:t>
       </w:r>
-      <w:hyperlink r:id="rId21">
+      <w:hyperlink r:id="rId19">
         <w:r>
           <w:rPr>
             <w:lang w:val="zh_TW" w:bidi="zh_TW"/>
@@ -610,7 +567,7 @@
         </w:rPr>
         <w:t>）。約拿不願這些非以色列人有悔改蒙拯救的機會（</w:t>
       </w:r>
-      <w:hyperlink r:id="rId22">
+      <w:hyperlink r:id="rId20">
         <w:r>
           <w:rPr>
             <w:lang w:val="zh_TW" w:bidi="zh_TW"/>
@@ -646,7 +603,7 @@
         </w:rPr>
         <w:t>約帕是地中海沿岸的重要港口城市（</w:t>
       </w:r>
-      <w:hyperlink r:id="rId23">
+      <w:hyperlink r:id="rId21">
         <w:r>
           <w:rPr>
             <w:lang w:val="zh_TW" w:bidi="zh_TW"/>
@@ -664,7 +621,7 @@
         </w:rPr>
         <w:t>；</w:t>
       </w:r>
-      <w:hyperlink r:id="rId24">
+      <w:hyperlink r:id="rId22">
         <w:r>
           <w:rPr>
             <w:lang w:val="zh_TW" w:bidi="zh_TW"/>
@@ -761,7 +718,7 @@
         </w:rPr>
         <w:t>神對自然界的掌權是整卷約拿書中的一個重要主題（見</w:t>
       </w:r>
-      <w:hyperlink r:id="rId25">
+      <w:hyperlink r:id="rId23">
         <w:r>
           <w:rPr>
             <w:lang w:val="zh_TW" w:bidi="zh_TW"/>
@@ -779,7 +736,7 @@
         </w:rPr>
         <w:t>、</w:t>
       </w:r>
-      <w:hyperlink r:id="rId26">
+      <w:hyperlink r:id="rId24">
         <w:r>
           <w:rPr>
             <w:lang w:val="zh_TW" w:bidi="zh_TW"/>
@@ -797,7 +754,7 @@
         </w:rPr>
         <w:t>、</w:t>
       </w:r>
-      <w:hyperlink r:id="rId27">
+      <w:hyperlink r:id="rId25">
         <w:r>
           <w:rPr>
             <w:lang w:val="zh_TW" w:bidi="zh_TW"/>
@@ -815,7 +772,7 @@
         </w:rPr>
         <w:t>、</w:t>
       </w:r>
-      <w:hyperlink r:id="rId28">
+      <w:hyperlink r:id="rId26">
         <w:r>
           <w:rPr>
             <w:lang w:val="zh_TW" w:bidi="zh_TW"/>
@@ -833,7 +790,7 @@
         </w:rPr>
         <w:t>，</w:t>
       </w:r>
-      <w:hyperlink r:id="rId29">
+      <w:hyperlink r:id="rId27">
         <w:r>
           <w:rPr>
             <w:lang w:val="zh_TW" w:bidi="zh_TW"/>
@@ -851,7 +808,7 @@
         </w:rPr>
         <w:t>、</w:t>
       </w:r>
-      <w:hyperlink r:id="rId30">
+      <w:hyperlink r:id="rId28">
         <w:r>
           <w:rPr>
             <w:lang w:val="zh_TW" w:bidi="zh_TW"/>
@@ -869,7 +826,7 @@
         </w:rPr>
         <w:t>，</w:t>
       </w:r>
-      <w:hyperlink r:id="rId31">
+      <w:hyperlink r:id="rId29">
         <w:r>
           <w:rPr>
             <w:lang w:val="zh_TW" w:bidi="zh_TW"/>
@@ -935,7 +892,7 @@
         </w:rPr>
         <w:t>約拿持續沉睡可能是神所引起的，好讓危機進一步發展，以至能清楚顯明這些水手所信的神明無法施以援手（</w:t>
       </w:r>
-      <w:hyperlink r:id="rId32">
+      <w:hyperlink r:id="rId30">
         <w:r>
           <w:rPr>
             <w:lang w:val="zh_TW" w:bidi="zh_TW"/>
@@ -1005,7 +962,7 @@
         </w:rPr>
         <w:t>神允許人在某些特定情況下使用籤（見</w:t>
       </w:r>
-      <w:hyperlink r:id="rId33">
+      <w:hyperlink r:id="rId31">
         <w:r>
           <w:rPr>
             <w:lang w:val="zh_TW" w:bidi="zh_TW"/>
@@ -1023,7 +980,7 @@
         </w:rPr>
         <w:t>；</w:t>
       </w:r>
-      <w:hyperlink r:id="rId34">
+      <w:hyperlink r:id="rId32">
         <w:r>
           <w:rPr>
             <w:lang w:val="zh_TW" w:bidi="zh_TW"/>
@@ -1041,7 +998,7 @@
         </w:rPr>
         <w:t>；</w:t>
       </w:r>
-      <w:hyperlink r:id="rId35">
+      <w:hyperlink r:id="rId33">
         <w:r>
           <w:rPr>
             <w:lang w:val="zh_TW" w:bidi="zh_TW"/>
@@ -1059,7 +1016,7 @@
         </w:rPr>
         <w:t>；</w:t>
       </w:r>
-      <w:hyperlink r:id="rId36">
+      <w:hyperlink r:id="rId34">
         <w:r>
           <w:rPr>
             <w:lang w:val="zh_TW" w:bidi="zh_TW"/>
@@ -1077,7 +1034,7 @@
         </w:rPr>
         <w:t>）；然而，古代世界普遍所行的占卜，卻是耶和華所厭惡的（</w:t>
       </w:r>
-      <w:hyperlink r:id="rId37">
+      <w:hyperlink r:id="rId35">
         <w:r>
           <w:rPr>
             <w:lang w:val="zh_TW" w:bidi="zh_TW"/>
@@ -1183,7 +1140,7 @@
         </w:rPr>
         <w:t>希伯來人：另見</w:t>
       </w:r>
-      <w:hyperlink r:id="rId38">
+      <w:hyperlink r:id="rId36">
         <w:r>
           <w:rPr>
             <w:lang w:val="zh_TW" w:bidi="zh_TW"/>
@@ -1201,7 +1158,7 @@
         </w:rPr>
         <w:t>；</w:t>
       </w:r>
-      <w:hyperlink r:id="rId39">
+      <w:hyperlink r:id="rId37">
         <w:r>
           <w:rPr>
             <w:lang w:val="zh_TW" w:bidi="zh_TW"/>
@@ -1219,7 +1176,7 @@
         </w:rPr>
         <w:t>，</w:t>
       </w:r>
-      <w:hyperlink r:id="rId40">
+      <w:hyperlink r:id="rId38">
         <w:r>
           <w:rPr>
             <w:lang w:val="zh_TW" w:bidi="zh_TW"/>
@@ -1291,7 +1248,7 @@
         </w:rPr>
         <w:t>稱號可能傳達出這位神超越其它一切神明的意思，因為天是最高的領域。舊約聖經中一貫宣告，惟有耶和華是獨一真神（例，見</w:t>
       </w:r>
-      <w:hyperlink r:id="rId41">
+      <w:hyperlink r:id="rId39">
         <w:r>
           <w:rPr>
             <w:lang w:val="zh_TW" w:bidi="zh_TW"/>
@@ -1309,7 +1266,7 @@
         </w:rPr>
         <w:t>），但有時也使用一些語言以反映祂超越異教民族心目中那些假神（見</w:t>
       </w:r>
-      <w:hyperlink r:id="rId42">
+      <w:hyperlink r:id="rId40">
         <w:r>
           <w:rPr>
             <w:lang w:val="zh_TW" w:bidi="zh_TW"/>
@@ -1495,7 +1452,7 @@
         </w:rPr>
         <w:t>：神在風浪中顯出大能，使水手心生敬畏而敬拜祂。雖然獻祭和許願是以色列敬拜的一部分（例，</w:t>
       </w:r>
-      <w:hyperlink r:id="rId43">
+      <w:hyperlink r:id="rId41">
         <w:r>
           <w:rPr>
             <w:lang w:val="zh_TW" w:bidi="zh_TW"/>
@@ -1577,7 +1534,7 @@
         </w:rPr>
         <w:t>一些批評者認為，約拿不可能在一條大魚肚中被拯救脫離死亡。這樣的看法其實違背了本書的一個核心神學主題——神對自然界至高的主權。若神確實存在，且祂創造並掌管自然界（</w:t>
       </w:r>
-      <w:hyperlink r:id="rId26">
+      <w:hyperlink r:id="rId24">
         <w:r>
           <w:rPr>
             <w:lang w:val="zh_TW" w:bidi="zh_TW"/>
@@ -1595,7 +1552,7 @@
         </w:rPr>
         <w:t>、</w:t>
       </w:r>
-      <w:hyperlink r:id="rId44">
+      <w:hyperlink r:id="rId42">
         <w:r>
           <w:rPr>
             <w:lang w:val="zh_TW" w:bidi="zh_TW"/>
@@ -1613,7 +1570,7 @@
         </w:rPr>
         <w:t>；另見</w:t>
       </w:r>
-      <w:hyperlink r:id="rId45">
+      <w:hyperlink r:id="rId43">
         <w:r>
           <w:rPr>
             <w:lang w:val="zh_TW" w:bidi="zh_TW"/>
@@ -1649,7 +1606,7 @@
         </w:rPr>
         <w:t>經文沒有指出這條魚的品種，而確認魚的品種對這段敘述的意義也並不關鍵。既然神有創造的大能，祂完全可能特別造出並差派這條魚來完成這件事。若神能行神蹟，約拿在魚腹中不缺氧氣，也免受魚體內消化系統的傷害，自然不成問題（參</w:t>
       </w:r>
-      <w:hyperlink r:id="rId46">
+      <w:hyperlink r:id="rId44">
         <w:r>
           <w:rPr>
             <w:lang w:val="zh_TW" w:bidi="zh_TW"/>
@@ -1685,7 +1642,7 @@
         </w:rPr>
         <w:t>耶穌後來曾提到約拿在魚腹中三日三夜，來預示祂自己在墳墓中的時間（</w:t>
       </w:r>
-      <w:hyperlink r:id="rId47">
+      <w:hyperlink r:id="rId45">
         <w:r>
           <w:rPr>
             <w:lang w:val="zh_TW" w:bidi="zh_TW"/>
@@ -1733,7 +1690,7 @@
         </w:rPr>
         <w:t>（見</w:t>
       </w:r>
-      <w:hyperlink r:id="rId48">
+      <w:hyperlink r:id="rId46">
         <w:r>
           <w:rPr>
             <w:lang w:val="zh_TW" w:bidi="zh_TW"/>
@@ -1751,7 +1708,7 @@
         </w:rPr>
         <w:t>、</w:t>
       </w:r>
-      <w:hyperlink r:id="rId49">
+      <w:hyperlink r:id="rId47">
         <w:r>
           <w:rPr>
             <w:lang w:val="zh_TW" w:bidi="zh_TW"/>
@@ -1769,7 +1726,7 @@
         </w:rPr>
         <w:t>、</w:t>
       </w:r>
-      <w:hyperlink r:id="rId50">
+      <w:hyperlink r:id="rId48">
         <w:r>
           <w:rPr>
             <w:lang w:val="zh_TW" w:bidi="zh_TW"/>
@@ -1952,7 +1909,7 @@
         </w:rPr>
         <w:t>）：人們普遍認為陰間是死人居住之處（見</w:t>
       </w:r>
-      <w:hyperlink r:id="rId51">
+      <w:hyperlink r:id="rId49">
         <w:r>
           <w:rPr>
             <w:lang w:val="zh_TW" w:bidi="zh_TW"/>
@@ -1970,7 +1927,7 @@
         </w:rPr>
         <w:t>；</w:t>
       </w:r>
-      <w:hyperlink r:id="rId52">
+      <w:hyperlink r:id="rId50">
         <w:r>
           <w:rPr>
             <w:lang w:val="zh_TW" w:bidi="zh_TW"/>
@@ -2040,7 +1997,7 @@
         </w:rPr>
         <w:t>在瀕臨溺水之際，約拿呼求拯救、呼求生命，也呼求神的同在重新臨到。他提到是神將他從神面前驅逐，這其實很具有諷刺意味，因為約拿自己原本正是為了逃離神的同在而往他施去（</w:t>
       </w:r>
-      <w:hyperlink r:id="rId53">
+      <w:hyperlink r:id="rId51">
         <w:r>
           <w:rPr>
             <w:lang w:val="zh_TW" w:bidi="zh_TW"/>
@@ -2088,7 +2045,7 @@
         </w:rPr>
         <w:t>）：這句話可能表示約拿確信自己將會得救，並能再次在耶路撒冷的聖殿敬拜；也可能是他在海中向耶和華的聖殿呼求（參</w:t>
       </w:r>
-      <w:hyperlink r:id="rId54">
+      <w:hyperlink r:id="rId52">
         <w:r>
           <w:rPr>
             <w:lang w:val="zh_TW" w:bidi="zh_TW"/>
@@ -2182,7 +2139,7 @@
         </w:rPr>
         <w:t xml:space="preserve">關住）反映了古代關於地底世界的觀念——死人會在地底深處（另見 </w:t>
       </w:r>
-      <w:hyperlink r:id="rId55">
+      <w:hyperlink r:id="rId53">
         <w:r>
           <w:rPr>
             <w:lang w:val="zh_TW" w:bidi="zh_TW"/>
@@ -2364,7 +2321,7 @@
         </w:rPr>
         <w:t>禱告……聖殿：在以色列人的敬拜中，聖殿是神特別的居所，儘管神無時無處不在（</w:t>
       </w:r>
-      <w:hyperlink r:id="rId18">
+      <w:hyperlink r:id="rId16">
         <w:r>
           <w:rPr>
             <w:lang w:val="zh_TW" w:bidi="zh_TW"/>
@@ -2382,7 +2339,7 @@
         </w:rPr>
         <w:t>；</w:t>
       </w:r>
-      <w:hyperlink r:id="rId56">
+      <w:hyperlink r:id="rId54">
         <w:r>
           <w:rPr>
             <w:lang w:val="zh_TW" w:bidi="zh_TW"/>
@@ -2448,7 +2405,7 @@
         </w:rPr>
         <w:t>約拿這首詩篇式禱告的結尾與</w:t>
       </w:r>
-      <w:hyperlink r:id="rId44">
+      <w:hyperlink r:id="rId42">
         <w:r>
           <w:rPr>
             <w:lang w:val="zh_TW" w:bidi="zh_TW"/>
@@ -2514,7 +2471,7 @@
         </w:rPr>
         <w:t>本書下半部的開頭與上半部的開頭相同（見</w:t>
       </w:r>
-      <w:hyperlink r:id="rId57">
+      <w:hyperlink r:id="rId55">
         <w:r>
           <w:rPr>
             <w:lang w:val="zh_TW" w:bidi="zh_TW"/>
@@ -2644,7 +2601,7 @@
         </w:rPr>
         <w:t>這是一座大城，需要三天才能走遍。神渴望拯救這座龐大的城市，而非毀滅它——城裡有許多人和牲畜（</w:t>
       </w:r>
-      <w:hyperlink r:id="rId58">
+      <w:hyperlink r:id="rId56">
         <w:r>
           <w:rPr>
             <w:lang w:val="zh_TW" w:bidi="zh_TW"/>
@@ -2662,7 +2619,7 @@
         </w:rPr>
         <w:t>）。然而，正是神的這份心意，令約拿抗拒（見</w:t>
       </w:r>
-      <w:hyperlink r:id="rId22">
+      <w:hyperlink r:id="rId20">
         <w:r>
           <w:rPr>
             <w:lang w:val="zh_TW" w:bidi="zh_TW"/>
@@ -2680,7 +2637,7 @@
         </w:rPr>
         <w:t>、</w:t>
       </w:r>
-      <w:hyperlink r:id="rId59">
+      <w:hyperlink r:id="rId57">
         <w:r>
           <w:rPr>
             <w:lang w:val="zh_TW" w:bidi="zh_TW"/>
@@ -2782,7 +2739,7 @@
         </w:rPr>
         <w:t>約拿的信息顯然沒有包含任何附帶條件——例如，「但如果你們悔改，神就不會毀滅你們」（請注意王在</w:t>
       </w:r>
-      <w:hyperlink r:id="rId60">
+      <w:hyperlink r:id="rId58">
         <w:r>
           <w:rPr>
             <w:lang w:val="zh_TW" w:bidi="zh_TW"/>
@@ -2800,7 +2757,7 @@
         </w:rPr>
         <w:t>中的不確定）。然而，約拿知道神渴望人悔改，而不是毀滅他們（</w:t>
       </w:r>
-      <w:hyperlink r:id="rId61">
+      <w:hyperlink r:id="rId59">
         <w:r>
           <w:rPr>
             <w:lang w:val="zh_TW" w:bidi="zh_TW"/>
@@ -2818,7 +2775,7 @@
         </w:rPr>
         <w:t>，</w:t>
       </w:r>
-      <w:hyperlink r:id="rId22">
+      <w:hyperlink r:id="rId20">
         <w:r>
           <w:rPr>
             <w:lang w:val="zh_TW" w:bidi="zh_TW"/>
@@ -2888,7 +2845,7 @@
         </w:rPr>
         <w:t>在這卷短書中，這是異教徒第二次對耶和華作出正面的回應（參</w:t>
       </w:r>
-      <w:hyperlink r:id="rId44">
+      <w:hyperlink r:id="rId42">
         <w:r>
           <w:rPr>
             <w:lang w:val="zh_TW" w:bidi="zh_TW"/>
@@ -2924,7 +2881,7 @@
         </w:rPr>
         <w:t>在古代以色列，禁食通常會伴隨著禱告和悔改，尤其是在困境之時（見</w:t>
       </w:r>
-      <w:hyperlink r:id="rId62">
+      <w:hyperlink r:id="rId60">
         <w:r>
           <w:rPr>
             <w:lang w:val="zh_TW" w:bidi="zh_TW"/>
@@ -2942,7 +2899,7 @@
         </w:rPr>
         <w:t>；</w:t>
       </w:r>
-      <w:hyperlink r:id="rId63">
+      <w:hyperlink r:id="rId61">
         <w:r>
           <w:rPr>
             <w:lang w:val="zh_TW" w:bidi="zh_TW"/>
@@ -2960,7 +2917,7 @@
         </w:rPr>
         <w:t>）。穿上麻衣、坐在灰中，則常伴隨著哀悼與痛悔的悔改（見</w:t>
       </w:r>
-      <w:hyperlink r:id="rId64">
+      <w:hyperlink r:id="rId62">
         <w:r>
           <w:rPr>
             <w:lang w:val="zh_TW" w:bidi="zh_TW"/>
@@ -2978,7 +2935,7 @@
         </w:rPr>
         <w:t>；</w:t>
       </w:r>
-      <w:hyperlink r:id="rId65">
+      <w:hyperlink r:id="rId63">
         <w:r>
           <w:rPr>
             <w:lang w:val="zh_TW" w:bidi="zh_TW"/>
@@ -2996,7 +2953,7 @@
         </w:rPr>
         <w:t>；</w:t>
       </w:r>
-      <w:hyperlink r:id="rId66">
+      <w:hyperlink r:id="rId64">
         <w:r>
           <w:rPr>
             <w:lang w:val="zh_TW" w:bidi="zh_TW"/>
@@ -3032,7 +2989,7 @@
         </w:rPr>
         <w:t>尼尼微人的悔改，成了對耶穌時代那些心硬之人的控訴（</w:t>
       </w:r>
-      <w:hyperlink r:id="rId67">
+      <w:hyperlink r:id="rId65">
         <w:r>
           <w:rPr>
             <w:lang w:val="zh_TW" w:bidi="zh_TW"/>
@@ -3098,7 +3055,7 @@
         </w:rPr>
         <w:t>尼尼微的王，可能是這城的一位不知名的巡撫，也可能是亞述王，他或許經常以尼尼微作為政府所在地（參</w:t>
       </w:r>
-      <w:hyperlink r:id="rId68">
+      <w:hyperlink r:id="rId66">
         <w:r>
           <w:rPr>
             <w:lang w:val="zh_TW" w:bidi="zh_TW"/>
@@ -3236,7 +3193,7 @@
         </w:rPr>
         <w:t>：若尼尼微人沒有悔改，神必毀滅他們（</w:t>
       </w:r>
-      <w:hyperlink r:id="rId69">
+      <w:hyperlink r:id="rId67">
         <w:r>
           <w:rPr>
             <w:lang w:val="zh_TW" w:bidi="zh_TW"/>
@@ -3254,7 +3211,7 @@
         </w:rPr>
         <w:t>）；但神早已預備好以憐憫來回應他們的悔改（見</w:t>
       </w:r>
-      <w:hyperlink r:id="rId22">
+      <w:hyperlink r:id="rId20">
         <w:r>
           <w:rPr>
             <w:lang w:val="zh_TW" w:bidi="zh_TW"/>
@@ -3272,7 +3229,7 @@
         </w:rPr>
         <w:t>、</w:t>
       </w:r>
-      <w:hyperlink r:id="rId58">
+      <w:hyperlink r:id="rId56">
         <w:r>
           <w:rPr>
             <w:lang w:val="zh_TW" w:bidi="zh_TW"/>
@@ -3290,7 +3247,7 @@
         </w:rPr>
         <w:t>）。在神看來，這個轉變並非是在推翻祂原先的意圖，因為祂的心意本就包含施憐憫的可能性。這個轉變也不涉及神的預知問題。歷來教會都相信，神完全知道將來的事（見</w:t>
       </w:r>
-      <w:hyperlink r:id="rId70">
+      <w:hyperlink r:id="rId68">
         <w:r>
           <w:rPr>
             <w:lang w:val="zh_TW" w:bidi="zh_TW"/>
@@ -3308,7 +3265,7 @@
         </w:rPr>
         <w:t>；</w:t>
       </w:r>
-      <w:hyperlink r:id="rId71">
+      <w:hyperlink r:id="rId69">
         <w:r>
           <w:rPr>
             <w:lang w:val="zh_TW" w:bidi="zh_TW"/>
@@ -3326,7 +3283,7 @@
         </w:rPr>
         <w:t>；</w:t>
       </w:r>
-      <w:hyperlink r:id="rId72">
+      <w:hyperlink r:id="rId70">
         <w:r>
           <w:rPr>
             <w:lang w:val="zh_TW" w:bidi="zh_TW"/>
@@ -3344,7 +3301,7 @@
         </w:rPr>
         <w:t>；</w:t>
       </w:r>
-      <w:hyperlink r:id="rId73">
+      <w:hyperlink r:id="rId71">
         <w:r>
           <w:rPr>
             <w:lang w:val="zh_TW" w:bidi="zh_TW"/>
@@ -3495,7 +3452,7 @@
         </w:rPr>
         <w:t>故事在此出現出人意料的轉折。約拿自己曾蒙受神的憐憫，卻對耶和華施予亞述人的憐憫心生抱怨。這位先知的頂撞反而更突顯出神的恩典（見</w:t>
       </w:r>
-      <w:hyperlink r:id="rId74">
+      <w:hyperlink r:id="rId72">
         <w:r>
           <w:rPr>
             <w:lang w:val="zh_TW" w:bidi="zh_TW"/>
@@ -3565,7 +3522,7 @@
         </w:rPr>
         <w:t>約拿表明自己當初逃避耶和華（</w:t>
       </w:r>
-      <w:hyperlink r:id="rId53">
+      <w:hyperlink r:id="rId51">
         <w:r>
           <w:rPr>
             <w:lang w:val="zh_TW" w:bidi="zh_TW"/>
@@ -3601,7 +3558,7 @@
         </w:rPr>
         <w:t>我知道：約拿幾乎直接引用了</w:t>
       </w:r>
-      <w:hyperlink r:id="rId75">
+      <w:hyperlink r:id="rId73">
         <w:r>
           <w:rPr>
             <w:lang w:val="zh_TW" w:bidi="zh_TW"/>
@@ -3619,7 +3576,7 @@
         </w:rPr>
         <w:t>的內容，該段經文的背景是以色列與耶和華的立約關係。即使在舊約聖經時代，神的心意也是要將救恩傳到萬國（參</w:t>
       </w:r>
-      <w:hyperlink r:id="rId76">
+      <w:hyperlink r:id="rId74">
         <w:r>
           <w:rPr>
             <w:lang w:val="zh_TW" w:bidi="zh_TW"/>
@@ -3685,7 +3642,7 @@
         </w:rPr>
         <w:t>約拿寧願死也不願順服神的旨意（另見</w:t>
       </w:r>
-      <w:hyperlink r:id="rId77">
+      <w:hyperlink r:id="rId75">
         <w:r>
           <w:rPr>
             <w:lang w:val="zh_TW" w:bidi="zh_TW"/>
@@ -3703,7 +3660,7 @@
         </w:rPr>
         <w:t>），並且願意等待，希望這城被毀滅（</w:t>
       </w:r>
-      <w:hyperlink r:id="rId78">
+      <w:hyperlink r:id="rId76">
         <w:r>
           <w:rPr>
             <w:lang w:val="zh_TW" w:bidi="zh_TW"/>
@@ -3769,7 +3726,7 @@
         </w:rPr>
         <w:t>耶和華的回應是一個修辭性問句，其隱含的答案是：「不，當然不應該！」接下來的實例教訓（</w:t>
       </w:r>
-      <w:hyperlink r:id="rId79">
+      <w:hyperlink r:id="rId77">
         <w:r>
           <w:rPr>
             <w:lang w:val="zh_TW" w:bidi="zh_TW"/>
@@ -3839,7 +3796,7 @@
         </w:rPr>
         <w:t>耶和華是神與以色列立約時所用的名（例，見</w:t>
       </w:r>
-      <w:hyperlink r:id="rId80">
+      <w:hyperlink r:id="rId78">
         <w:r>
           <w:rPr>
             <w:lang w:val="zh_TW" w:bidi="zh_TW"/>
@@ -3951,7 +3908,7 @@
         </w:rPr>
         <w:t>人）：神憑著恩典，將祂藉先知所傳的真理之光帶入這座邪惡的城。不過，並非所有遇見神的光的人都有正面的回應（參</w:t>
       </w:r>
-      <w:hyperlink r:id="rId81">
+      <w:hyperlink r:id="rId79">
         <w:r>
           <w:rPr>
             <w:lang w:val="zh_TW" w:bidi="zh_TW"/>

--- a/zht/docx/32.content.docx
+++ b/zht/docx/32.content.docx
@@ -163,13 +163,6 @@
         <w:rPr>
           <w:lang w:val="zh_TW" w:bidi="zh_TW"/>
         </w:rPr>
-      </w:r>
-      <w:r>
-        <w:rPr>
-          <w:i/>
-          <w:lang w:val="zh_TW" w:bidi="zh_TW"/>
-        </w:rPr>
-        <w:t>約拿書 1:1, 約拿書 1:1–2:10, 約拿書 1:2, 約拿書 1:3, 約拿書 1:4, 約拿書 1:5–6, 約拿書 1:7–8, 約拿書 1:9, 約拿書 1:12, 約拿書 1:13–14, 約拿書 1:16, 約拿書 1:17, 約拿書 2:1–9, 約拿書 2:2, 約拿書 2:4, 約拿書 2:6, 約拿書 2:7, 約拿書 2:8–9, 約拿書 3:1–2, 約拿書 3:1–4:11, 約拿書 3:3, 約拿書 3:4, 約拿書 3:5–6, 約拿書 3:6, 約拿書 3:7–8, 約拿書 3:10, 約拿書 4:1, 約拿書 4:1–7, 約拿書 4:2, 約拿書 4:3–5, 約拿書 4:4, 約拿書 4:6, 約拿書 4:11</w:t>
       </w:r>
       <w:r>
         <w:rPr>

--- a/zht/docx/32.content.docx
+++ b/zht/docx/32.content.docx
@@ -150,19 +150,6 @@
           <w:lang w:val="zh_TW" w:bidi="zh_TW"/>
         </w:rPr>
         <w:t>JON</w:t>
-      </w:r>
-      <w:r>
-        <w:rPr>
-          <w:lang w:val="zh_TW" w:bidi="zh_TW"/>
-        </w:rPr>
-      </w:r>
-    </w:p>
-    <w:p>
-      <w:pPr/>
-      <w:r>
-        <w:rPr>
-          <w:lang w:val="zh_TW" w:bidi="zh_TW"/>
-        </w:rPr>
       </w:r>
       <w:r>
         <w:rPr>

--- a/zht/docx/32.content.docx
+++ b/zht/docx/32.content.docx
@@ -19,7 +19,7 @@
         <w:rPr>
           <w:lang w:val="zh_TW" w:bidi="zh_TW"/>
         </w:rPr>
-        <w:t>Resource: 研讀筆記 (Tyndale)</w:t>
+        <w:t>Resource: Tyndale Open Study Notes</w:t>
       </w:r>
       <w:r>
         <w:rPr>
@@ -112,7 +112,7 @@
         <w:rPr>
           <w:lang w:val="zh_TW" w:bidi="zh_TW"/>
         </w:rPr>
-        <w:t>研讀筆記 (Tyndale)</w:t>
+        <w:t>Tyndale Open Study Notes</w:t>
       </w:r>
     </w:p>
     <w:p>

--- a/zht/docx/32.content.docx
+++ b/zht/docx/32.content.docx
@@ -19,7 +19,7 @@
         <w:rPr>
           <w:lang w:val="zh_TW" w:bidi="zh_TW"/>
         </w:rPr>
-        <w:t>Resource: Tyndale Open Study Notes</w:t>
+        <w:t>Resource: Aquifer Open Study Notes</w:t>
       </w:r>
       <w:r>
         <w:rPr>
@@ -112,7 +112,7 @@
         <w:rPr>
           <w:lang w:val="zh_TW" w:bidi="zh_TW"/>
         </w:rPr>
-        <w:t>Tyndale Open Study Notes</w:t>
+        <w:t>Aquifer Open Study Notes</w:t>
       </w:r>
     </w:p>
     <w:p>

--- a/zht/docx/32.content.docx
+++ b/zht/docx/32.content.docx
@@ -233,18 +233,12 @@
         </w:rPr>
         <w:t>亞米太的兒子約拿來自迦特‧希弗（Gath-hepher），這座城鎮位於拿弗他利和西布倫支派的地業交界處。他在耶羅波安二世（公元前793–753年）統治期間，於北國以色列服事（見</w:t>
       </w:r>
-      <w:hyperlink r:id="rId13">
-        <w:r>
-          <w:rPr>
-            <w:lang w:val="zh_TW" w:bidi="zh_TW"/>
-          </w:rPr>
-          <w:rPr>
-            <w:color w:val="0000EE"/>
-            <w:u w:val="single"/>
-          </w:rPr>
-          <w:t>王下14:25</w:t>
-        </w:r>
-      </w:hyperlink>
+      <w:r>
+        <w:rPr>
+          <w:lang w:val="zh_TW" w:bidi="zh_TW"/>
+        </w:rPr>
+        <w:t>王下14:25</w:t>
+      </w:r>
       <w:r>
         <w:rPr>
           <w:lang w:val="zh_TW" w:bidi="zh_TW"/>
@@ -351,36 +345,24 @@
         </w:rPr>
         <w:t>到了約拿的時代，尼尼微已有相當悠久的歷史（見</w:t>
       </w:r>
-      <w:hyperlink r:id="rId14">
-        <w:r>
-          <w:rPr>
-            <w:lang w:val="zh_TW" w:bidi="zh_TW"/>
-          </w:rPr>
-          <w:rPr>
-            <w:color w:val="0000EE"/>
-            <w:u w:val="single"/>
-          </w:rPr>
-          <w:t>創10:12</w:t>
-        </w:r>
-      </w:hyperlink>
+      <w:r>
+        <w:rPr>
+          <w:lang w:val="zh_TW" w:bidi="zh_TW"/>
+        </w:rPr>
+        <w:t>創10:12</w:t>
+      </w:r>
       <w:r>
         <w:rPr>
           <w:lang w:val="zh_TW" w:bidi="zh_TW"/>
         </w:rPr>
         <w:t>）。它是亞述帝國的重要城市，直到公元前612年被毀（見</w:t>
       </w:r>
-      <w:hyperlink r:id="rId15">
-        <w:r>
-          <w:rPr>
-            <w:lang w:val="zh_TW" w:bidi="zh_TW"/>
-          </w:rPr>
-          <w:rPr>
-            <w:color w:val="0000EE"/>
-            <w:u w:val="single"/>
-          </w:rPr>
-          <w:t>鴻1–3章</w:t>
-        </w:r>
-      </w:hyperlink>
+      <w:r>
+        <w:rPr>
+          <w:lang w:val="zh_TW" w:bidi="zh_TW"/>
+        </w:rPr>
+        <w:t>鴻1–3章</w:t>
+      </w:r>
       <w:r>
         <w:rPr>
           <w:lang w:val="zh_TW" w:bidi="zh_TW"/>
@@ -475,90 +457,60 @@
         </w:rPr>
         <w:t>約拿試圖逃離耶和華，卻是徒勞的。人無法逃避神（</w:t>
       </w:r>
-      <w:hyperlink r:id="rId16">
-        <w:r>
-          <w:rPr>
-            <w:lang w:val="zh_TW" w:bidi="zh_TW"/>
-          </w:rPr>
-          <w:rPr>
-            <w:color w:val="0000EE"/>
-            <w:u w:val="single"/>
-          </w:rPr>
-          <w:t>詩139:7–10</w:t>
-        </w:r>
-      </w:hyperlink>
+      <w:r>
+        <w:rPr>
+          <w:lang w:val="zh_TW" w:bidi="zh_TW"/>
+        </w:rPr>
+        <w:t>詩139:7–10</w:t>
+      </w:r>
       <w:r>
         <w:rPr>
           <w:lang w:val="zh_TW" w:bidi="zh_TW"/>
         </w:rPr>
         <w:t>），也不能違背祂的旨意而不承擔後果（</w:t>
       </w:r>
-      <w:hyperlink r:id="rId17">
-        <w:r>
-          <w:rPr>
-            <w:lang w:val="zh_TW" w:bidi="zh_TW"/>
-          </w:rPr>
-          <w:rPr>
-            <w:color w:val="0000EE"/>
-            <w:u w:val="single"/>
-          </w:rPr>
-          <w:t>申8:5</w:t>
-        </w:r>
-      </w:hyperlink>
+      <w:r>
+        <w:rPr>
+          <w:lang w:val="zh_TW" w:bidi="zh_TW"/>
+        </w:rPr>
+        <w:t>申8:5</w:t>
+      </w:r>
       <w:r>
         <w:rPr>
           <w:lang w:val="zh_TW" w:bidi="zh_TW"/>
         </w:rPr>
         <w:t>）。然而，約拿不願前往尼尼微是可以理解的——亞述是以色列的敵人，並以殘暴著稱（</w:t>
       </w:r>
-      <w:hyperlink r:id="rId18">
-        <w:r>
-          <w:rPr>
-            <w:lang w:val="zh_TW" w:bidi="zh_TW"/>
-          </w:rPr>
-          <w:rPr>
-            <w:color w:val="0000EE"/>
-            <w:u w:val="single"/>
-          </w:rPr>
-          <w:t>拿3:8</w:t>
-        </w:r>
-      </w:hyperlink>
+      <w:r>
+        <w:rPr>
+          <w:lang w:val="zh_TW" w:bidi="zh_TW"/>
+        </w:rPr>
+        <w:t>拿3:8</w:t>
+      </w:r>
       <w:r>
         <w:rPr>
           <w:lang w:val="zh_TW" w:bidi="zh_TW"/>
         </w:rPr>
         <w:t>；另見</w:t>
       </w:r>
-      <w:hyperlink r:id="rId19">
-        <w:r>
-          <w:rPr>
-            <w:lang w:val="zh_TW" w:bidi="zh_TW"/>
-          </w:rPr>
-          <w:rPr>
-            <w:color w:val="0000EE"/>
-            <w:u w:val="single"/>
-          </w:rPr>
-          <w:t>鴻3:1–4</w:t>
-        </w:r>
-      </w:hyperlink>
+      <w:r>
+        <w:rPr>
+          <w:lang w:val="zh_TW" w:bidi="zh_TW"/>
+        </w:rPr>
+        <w:t>鴻3:1–4</w:t>
+      </w:r>
       <w:r>
         <w:rPr>
           <w:lang w:val="zh_TW" w:bidi="zh_TW"/>
         </w:rPr>
         <w:t>）。約拿不願這些非以色列人有悔改蒙拯救的機會（</w:t>
       </w:r>
-      <w:hyperlink r:id="rId20">
-        <w:r>
-          <w:rPr>
-            <w:lang w:val="zh_TW" w:bidi="zh_TW"/>
-          </w:rPr>
-          <w:rPr>
-            <w:color w:val="0000EE"/>
-            <w:u w:val="single"/>
-          </w:rPr>
-          <w:t>拿4:2</w:t>
-        </w:r>
-      </w:hyperlink>
+      <w:r>
+        <w:rPr>
+          <w:lang w:val="zh_TW" w:bidi="zh_TW"/>
+        </w:rPr>
+        <w:t>拿4:2</w:t>
+      </w:r>
       <w:r>
         <w:rPr>
           <w:lang w:val="zh_TW" w:bidi="zh_TW"/>
@@ -583,36 +535,24 @@
         </w:rPr>
         <w:t>約帕是地中海沿岸的重要港口城市（</w:t>
       </w:r>
-      <w:hyperlink r:id="rId21">
-        <w:r>
-          <w:rPr>
-            <w:lang w:val="zh_TW" w:bidi="zh_TW"/>
-          </w:rPr>
-          <w:rPr>
-            <w:color w:val="0000EE"/>
-            <w:u w:val="single"/>
-          </w:rPr>
-          <w:t>代下2:16</w:t>
-        </w:r>
-      </w:hyperlink>
+      <w:r>
+        <w:rPr>
+          <w:lang w:val="zh_TW" w:bidi="zh_TW"/>
+        </w:rPr>
+        <w:t>代下2:16</w:t>
+      </w:r>
       <w:r>
         <w:rPr>
           <w:lang w:val="zh_TW" w:bidi="zh_TW"/>
         </w:rPr>
         <w:t>；</w:t>
       </w:r>
-      <w:hyperlink r:id="rId22">
-        <w:r>
-          <w:rPr>
-            <w:lang w:val="zh_TW" w:bidi="zh_TW"/>
-          </w:rPr>
-          <w:rPr>
-            <w:color w:val="0000EE"/>
-            <w:u w:val="single"/>
-          </w:rPr>
-          <w:t>拉3:7</w:t>
-        </w:r>
-      </w:hyperlink>
+      <w:r>
+        <w:rPr>
+          <w:lang w:val="zh_TW" w:bidi="zh_TW"/>
+        </w:rPr>
+        <w:t>拉3:7</w:t>
+      </w:r>
       <w:r>
         <w:rPr>
           <w:lang w:val="zh_TW" w:bidi="zh_TW"/>
@@ -698,126 +638,84 @@
         </w:rPr>
         <w:t>神對自然界的掌權是整卷約拿書中的一個重要主題（見</w:t>
       </w:r>
-      <w:hyperlink r:id="rId23">
-        <w:r>
-          <w:rPr>
-            <w:lang w:val="zh_TW" w:bidi="zh_TW"/>
-          </w:rPr>
-          <w:rPr>
-            <w:color w:val="0000EE"/>
-            <w:u w:val="single"/>
-          </w:rPr>
-          <w:t>拿1:4</w:t>
-        </w:r>
-      </w:hyperlink>
+      <w:r>
+        <w:rPr>
+          <w:lang w:val="zh_TW" w:bidi="zh_TW"/>
+        </w:rPr>
+        <w:t>拿1:4</w:t>
+      </w:r>
       <w:r>
         <w:rPr>
           <w:lang w:val="zh_TW" w:bidi="zh_TW"/>
         </w:rPr>
         <w:t>、</w:t>
       </w:r>
-      <w:hyperlink r:id="rId24">
-        <w:r>
-          <w:rPr>
-            <w:lang w:val="zh_TW" w:bidi="zh_TW"/>
-          </w:rPr>
-          <w:rPr>
-            <w:color w:val="0000EE"/>
-            <w:u w:val="single"/>
-          </w:rPr>
-          <w:t>9</w:t>
-        </w:r>
-      </w:hyperlink>
+      <w:r>
+        <w:rPr>
+          <w:lang w:val="zh_TW" w:bidi="zh_TW"/>
+        </w:rPr>
+        <w:t>9</w:t>
+      </w:r>
       <w:r>
         <w:rPr>
           <w:lang w:val="zh_TW" w:bidi="zh_TW"/>
         </w:rPr>
         <w:t>、</w:t>
       </w:r>
-      <w:hyperlink r:id="rId25">
-        <w:r>
-          <w:rPr>
-            <w:lang w:val="zh_TW" w:bidi="zh_TW"/>
-          </w:rPr>
-          <w:rPr>
-            <w:color w:val="0000EE"/>
-            <w:u w:val="single"/>
-          </w:rPr>
-          <w:t>13–16</w:t>
-        </w:r>
-      </w:hyperlink>
+      <w:r>
+        <w:rPr>
+          <w:lang w:val="zh_TW" w:bidi="zh_TW"/>
+        </w:rPr>
+        <w:t>13–16</w:t>
+      </w:r>
       <w:r>
         <w:rPr>
           <w:lang w:val="zh_TW" w:bidi="zh_TW"/>
         </w:rPr>
         <w:t>、</w:t>
       </w:r>
-      <w:hyperlink r:id="rId26">
-        <w:r>
-          <w:rPr>
-            <w:lang w:val="zh_TW" w:bidi="zh_TW"/>
-          </w:rPr>
-          <w:rPr>
-            <w:color w:val="0000EE"/>
-            <w:u w:val="single"/>
-          </w:rPr>
-          <w:t>17</w:t>
-        </w:r>
-      </w:hyperlink>
+      <w:r>
+        <w:rPr>
+          <w:lang w:val="zh_TW" w:bidi="zh_TW"/>
+        </w:rPr>
+        <w:t>17</w:t>
+      </w:r>
       <w:r>
         <w:rPr>
           <w:lang w:val="zh_TW" w:bidi="zh_TW"/>
         </w:rPr>
         <w:t>，</w:t>
       </w:r>
-      <w:hyperlink r:id="rId27">
-        <w:r>
-          <w:rPr>
-            <w:lang w:val="zh_TW" w:bidi="zh_TW"/>
-          </w:rPr>
-          <w:rPr>
-            <w:color w:val="0000EE"/>
-            <w:u w:val="single"/>
-          </w:rPr>
-          <w:t>2:3</w:t>
-        </w:r>
-      </w:hyperlink>
+      <w:r>
+        <w:rPr>
+          <w:lang w:val="zh_TW" w:bidi="zh_TW"/>
+        </w:rPr>
+        <w:t>2:3</w:t>
+      </w:r>
       <w:r>
         <w:rPr>
           <w:lang w:val="zh_TW" w:bidi="zh_TW"/>
         </w:rPr>
         <w:t>、</w:t>
       </w:r>
-      <w:hyperlink r:id="rId28">
-        <w:r>
-          <w:rPr>
-            <w:lang w:val="zh_TW" w:bidi="zh_TW"/>
-          </w:rPr>
-          <w:rPr>
-            <w:color w:val="0000EE"/>
-            <w:u w:val="single"/>
-          </w:rPr>
-          <w:t>10</w:t>
-        </w:r>
-      </w:hyperlink>
+      <w:r>
+        <w:rPr>
+          <w:lang w:val="zh_TW" w:bidi="zh_TW"/>
+        </w:rPr>
+        <w:t>10</w:t>
+      </w:r>
       <w:r>
         <w:rPr>
           <w:lang w:val="zh_TW" w:bidi="zh_TW"/>
         </w:rPr>
         <w:t>，</w:t>
       </w:r>
-      <w:hyperlink r:id="rId29">
-        <w:r>
-          <w:rPr>
-            <w:lang w:val="zh_TW" w:bidi="zh_TW"/>
-          </w:rPr>
-          <w:rPr>
-            <w:color w:val="0000EE"/>
-            <w:u w:val="single"/>
-          </w:rPr>
-          <w:t>4:6–7</w:t>
-        </w:r>
-      </w:hyperlink>
+      <w:r>
+        <w:rPr>
+          <w:lang w:val="zh_TW" w:bidi="zh_TW"/>
+        </w:rPr>
+        <w:t>4:6–7</w:t>
+      </w:r>
       <w:r>
         <w:rPr>
           <w:lang w:val="zh_TW" w:bidi="zh_TW"/>
@@ -872,18 +770,12 @@
         </w:rPr>
         <w:t>約拿持續沉睡可能是神所引起的，好讓危機進一步發展，以至能清楚顯明這些水手所信的神明無法施以援手（</w:t>
       </w:r>
-      <w:hyperlink r:id="rId30">
-        <w:r>
-          <w:rPr>
-            <w:lang w:val="zh_TW" w:bidi="zh_TW"/>
-          </w:rPr>
-          <w:rPr>
-            <w:color w:val="0000EE"/>
-            <w:u w:val="single"/>
-          </w:rPr>
-          <w:t>1:6</w:t>
-        </w:r>
-      </w:hyperlink>
+      <w:r>
+        <w:rPr>
+          <w:lang w:val="zh_TW" w:bidi="zh_TW"/>
+        </w:rPr>
+        <w:t>1:6</w:t>
+      </w:r>
       <w:r>
         <w:rPr>
           <w:lang w:val="zh_TW" w:bidi="zh_TW"/>
@@ -942,90 +834,60 @@
         </w:rPr>
         <w:t>神允許人在某些特定情況下使用籤（見</w:t>
       </w:r>
-      <w:hyperlink r:id="rId31">
-        <w:r>
-          <w:rPr>
-            <w:lang w:val="zh_TW" w:bidi="zh_TW"/>
-          </w:rPr>
-          <w:rPr>
-            <w:color w:val="0000EE"/>
-            <w:u w:val="single"/>
-          </w:rPr>
-          <w:t>利16:8</w:t>
-        </w:r>
-      </w:hyperlink>
+      <w:r>
+        <w:rPr>
+          <w:lang w:val="zh_TW" w:bidi="zh_TW"/>
+        </w:rPr>
+        <w:t>利16:8</w:t>
+      </w:r>
       <w:r>
         <w:rPr>
           <w:lang w:val="zh_TW" w:bidi="zh_TW"/>
         </w:rPr>
         <w:t>；</w:t>
       </w:r>
-      <w:hyperlink r:id="rId32">
-        <w:r>
-          <w:rPr>
-            <w:lang w:val="zh_TW" w:bidi="zh_TW"/>
-          </w:rPr>
-          <w:rPr>
-            <w:color w:val="0000EE"/>
-            <w:u w:val="single"/>
-          </w:rPr>
-          <w:t>書18:6</w:t>
-        </w:r>
-      </w:hyperlink>
+      <w:r>
+        <w:rPr>
+          <w:lang w:val="zh_TW" w:bidi="zh_TW"/>
+        </w:rPr>
+        <w:t>書18:6</w:t>
+      </w:r>
       <w:r>
         <w:rPr>
           <w:lang w:val="zh_TW" w:bidi="zh_TW"/>
         </w:rPr>
         <w:t>；</w:t>
       </w:r>
-      <w:hyperlink r:id="rId33">
-        <w:r>
-          <w:rPr>
-            <w:lang w:val="zh_TW" w:bidi="zh_TW"/>
-          </w:rPr>
-          <w:rPr>
-            <w:color w:val="0000EE"/>
-            <w:u w:val="single"/>
-          </w:rPr>
-          <w:t>代上26:12–16</w:t>
-        </w:r>
-      </w:hyperlink>
+      <w:r>
+        <w:rPr>
+          <w:lang w:val="zh_TW" w:bidi="zh_TW"/>
+        </w:rPr>
+        <w:t>代上26:12–16</w:t>
+      </w:r>
       <w:r>
         <w:rPr>
           <w:lang w:val="zh_TW" w:bidi="zh_TW"/>
         </w:rPr>
         <w:t>；</w:t>
       </w:r>
-      <w:hyperlink r:id="rId34">
-        <w:r>
-          <w:rPr>
-            <w:lang w:val="zh_TW" w:bidi="zh_TW"/>
-          </w:rPr>
-          <w:rPr>
-            <w:color w:val="0000EE"/>
-            <w:u w:val="single"/>
-          </w:rPr>
-          <w:t>徒1:26</w:t>
-        </w:r>
-      </w:hyperlink>
+      <w:r>
+        <w:rPr>
+          <w:lang w:val="zh_TW" w:bidi="zh_TW"/>
+        </w:rPr>
+        <w:t>徒1:26</w:t>
+      </w:r>
       <w:r>
         <w:rPr>
           <w:lang w:val="zh_TW" w:bidi="zh_TW"/>
         </w:rPr>
         <w:t>）；然而，古代世界普遍所行的占卜，卻是耶和華所厭惡的（</w:t>
       </w:r>
-      <w:hyperlink r:id="rId35">
-        <w:r>
-          <w:rPr>
-            <w:lang w:val="zh_TW" w:bidi="zh_TW"/>
-          </w:rPr>
-          <w:rPr>
-            <w:color w:val="0000EE"/>
-            <w:u w:val="single"/>
-          </w:rPr>
-          <w:t>申18:9–13</w:t>
-        </w:r>
-      </w:hyperlink>
+      <w:r>
+        <w:rPr>
+          <w:lang w:val="zh_TW" w:bidi="zh_TW"/>
+        </w:rPr>
+        <w:t>申18:9–13</w:t>
+      </w:r>
       <w:r>
         <w:rPr>
           <w:lang w:val="zh_TW" w:bidi="zh_TW"/>
@@ -1120,54 +982,36 @@
         </w:rPr>
         <w:t>希伯來人：另見</w:t>
       </w:r>
-      <w:hyperlink r:id="rId36">
-        <w:r>
-          <w:rPr>
-            <w:lang w:val="zh_TW" w:bidi="zh_TW"/>
-          </w:rPr>
-          <w:rPr>
-            <w:color w:val="0000EE"/>
-            <w:u w:val="single"/>
-          </w:rPr>
-          <w:t>創世記四十一章12節</w:t>
-        </w:r>
-      </w:hyperlink>
+      <w:r>
+        <w:rPr>
+          <w:lang w:val="zh_TW" w:bidi="zh_TW"/>
+        </w:rPr>
+        <w:t>創世記四十一章12節</w:t>
+      </w:r>
       <w:r>
         <w:rPr>
           <w:lang w:val="zh_TW" w:bidi="zh_TW"/>
         </w:rPr>
         <w:t>；</w:t>
       </w:r>
-      <w:hyperlink r:id="rId37">
-        <w:r>
-          <w:rPr>
-            <w:lang w:val="zh_TW" w:bidi="zh_TW"/>
-          </w:rPr>
-          <w:rPr>
-            <w:color w:val="0000EE"/>
-            <w:u w:val="single"/>
-          </w:rPr>
-          <w:t>出埃及記一章15節</w:t>
-        </w:r>
-      </w:hyperlink>
+      <w:r>
+        <w:rPr>
+          <w:lang w:val="zh_TW" w:bidi="zh_TW"/>
+        </w:rPr>
+        <w:t>出埃及記一章15節</w:t>
+      </w:r>
       <w:r>
         <w:rPr>
           <w:lang w:val="zh_TW" w:bidi="zh_TW"/>
         </w:rPr>
         <w:t>，</w:t>
       </w:r>
-      <w:hyperlink r:id="rId38">
-        <w:r>
-          <w:rPr>
-            <w:lang w:val="zh_TW" w:bidi="zh_TW"/>
-          </w:rPr>
-          <w:rPr>
-            <w:color w:val="0000EE"/>
-            <w:u w:val="single"/>
-          </w:rPr>
-          <w:t>二章11節</w:t>
-        </w:r>
-      </w:hyperlink>
+      <w:r>
+        <w:rPr>
+          <w:lang w:val="zh_TW" w:bidi="zh_TW"/>
+        </w:rPr>
+        <w:t>二章11節</w:t>
+      </w:r>
       <w:r>
         <w:rPr>
           <w:lang w:val="zh_TW" w:bidi="zh_TW"/>
@@ -1228,36 +1072,24 @@
         </w:rPr>
         <w:t>稱號可能傳達出這位神超越其它一切神明的意思，因為天是最高的領域。舊約聖經中一貫宣告，惟有耶和華是獨一真神（例，見</w:t>
       </w:r>
-      <w:hyperlink r:id="rId39">
-        <w:r>
-          <w:rPr>
-            <w:lang w:val="zh_TW" w:bidi="zh_TW"/>
-          </w:rPr>
-          <w:rPr>
-            <w:color w:val="0000EE"/>
-            <w:u w:val="single"/>
-          </w:rPr>
-          <w:t>申6:4</w:t>
-        </w:r>
-      </w:hyperlink>
+      <w:r>
+        <w:rPr>
+          <w:lang w:val="zh_TW" w:bidi="zh_TW"/>
+        </w:rPr>
+        <w:t>申6:4</w:t>
+      </w:r>
       <w:r>
         <w:rPr>
           <w:lang w:val="zh_TW" w:bidi="zh_TW"/>
         </w:rPr>
         <w:t>），但有時也使用一些語言以反映祂超越異教民族心目中那些假神（見</w:t>
       </w:r>
-      <w:hyperlink r:id="rId40">
-        <w:r>
-          <w:rPr>
-            <w:lang w:val="zh_TW" w:bidi="zh_TW"/>
-          </w:rPr>
-          <w:rPr>
-            <w:color w:val="0000EE"/>
-            <w:u w:val="single"/>
-          </w:rPr>
-          <w:t>詩95:3–5</w:t>
-        </w:r>
-      </w:hyperlink>
+      <w:r>
+        <w:rPr>
+          <w:lang w:val="zh_TW" w:bidi="zh_TW"/>
+        </w:rPr>
+        <w:t>詩95:3–5</w:t>
+      </w:r>
       <w:r>
         <w:rPr>
           <w:lang w:val="zh_TW" w:bidi="zh_TW"/>
@@ -1432,18 +1264,12 @@
         </w:rPr>
         <w:t>：神在風浪中顯出大能，使水手心生敬畏而敬拜祂。雖然獻祭和許願是以色列敬拜的一部分（例，</w:t>
       </w:r>
-      <w:hyperlink r:id="rId41">
-        <w:r>
-          <w:rPr>
-            <w:lang w:val="zh_TW" w:bidi="zh_TW"/>
-          </w:rPr>
-          <w:rPr>
-            <w:color w:val="0000EE"/>
-            <w:u w:val="single"/>
-          </w:rPr>
-          <w:t>詩116:17–18</w:t>
-        </w:r>
-      </w:hyperlink>
+      <w:r>
+        <w:rPr>
+          <w:lang w:val="zh_TW" w:bidi="zh_TW"/>
+        </w:rPr>
+        <w:t>詩116:17–18</w:t>
+      </w:r>
       <w:r>
         <w:rPr>
           <w:lang w:val="zh_TW" w:bidi="zh_TW"/>
@@ -1514,54 +1340,36 @@
         </w:rPr>
         <w:t>一些批評者認為，約拿不可能在一條大魚肚中被拯救脫離死亡。這樣的看法其實違背了本書的一個核心神學主題——神對自然界至高的主權。若神確實存在，且祂創造並掌管自然界（</w:t>
       </w:r>
-      <w:hyperlink r:id="rId24">
-        <w:r>
-          <w:rPr>
-            <w:lang w:val="zh_TW" w:bidi="zh_TW"/>
-          </w:rPr>
-          <w:rPr>
-            <w:color w:val="0000EE"/>
-            <w:u w:val="single"/>
-          </w:rPr>
-          <w:t>1:9</w:t>
-        </w:r>
-      </w:hyperlink>
+      <w:r>
+        <w:rPr>
+          <w:lang w:val="zh_TW" w:bidi="zh_TW"/>
+        </w:rPr>
+        <w:t>1:9</w:t>
+      </w:r>
       <w:r>
         <w:rPr>
           <w:lang w:val="zh_TW" w:bidi="zh_TW"/>
         </w:rPr>
         <w:t>、</w:t>
       </w:r>
-      <w:hyperlink r:id="rId42">
-        <w:r>
-          <w:rPr>
-            <w:lang w:val="zh_TW" w:bidi="zh_TW"/>
-          </w:rPr>
-          <w:rPr>
-            <w:color w:val="0000EE"/>
-            <w:u w:val="single"/>
-          </w:rPr>
-          <w:t>16</w:t>
-        </w:r>
-      </w:hyperlink>
+      <w:r>
+        <w:rPr>
+          <w:lang w:val="zh_TW" w:bidi="zh_TW"/>
+        </w:rPr>
+        <w:t>16</w:t>
+      </w:r>
       <w:r>
         <w:rPr>
           <w:lang w:val="zh_TW" w:bidi="zh_TW"/>
         </w:rPr>
         <w:t>；另見</w:t>
       </w:r>
-      <w:hyperlink r:id="rId43">
-        <w:r>
-          <w:rPr>
-            <w:lang w:val="zh_TW" w:bidi="zh_TW"/>
-          </w:rPr>
-          <w:rPr>
-            <w:color w:val="0000EE"/>
-            <w:u w:val="single"/>
-          </w:rPr>
-          <w:t>創1:21</w:t>
-        </w:r>
-      </w:hyperlink>
+      <w:r>
+        <w:rPr>
+          <w:lang w:val="zh_TW" w:bidi="zh_TW"/>
+        </w:rPr>
+        <w:t>創1:21</w:t>
+      </w:r>
       <w:r>
         <w:rPr>
           <w:lang w:val="zh_TW" w:bidi="zh_TW"/>
@@ -1586,18 +1394,12 @@
         </w:rPr>
         <w:t>經文沒有指出這條魚的品種，而確認魚的品種對這段敘述的意義也並不關鍵。既然神有創造的大能，祂完全可能特別造出並差派這條魚來完成這件事。若神能行神蹟，約拿在魚腹中不缺氧氣，也免受魚體內消化系統的傷害，自然不成問題（參</w:t>
       </w:r>
-      <w:hyperlink r:id="rId44">
-        <w:r>
-          <w:rPr>
-            <w:lang w:val="zh_TW" w:bidi="zh_TW"/>
-          </w:rPr>
-          <w:rPr>
-            <w:color w:val="0000EE"/>
-            <w:u w:val="single"/>
-          </w:rPr>
-          <w:t>但3:14–27</w:t>
-        </w:r>
-      </w:hyperlink>
+      <w:r>
+        <w:rPr>
+          <w:lang w:val="zh_TW" w:bidi="zh_TW"/>
+        </w:rPr>
+        <w:t>但3:14–27</w:t>
+      </w:r>
       <w:r>
         <w:rPr>
           <w:lang w:val="zh_TW" w:bidi="zh_TW"/>
@@ -1622,18 +1424,12 @@
         </w:rPr>
         <w:t>耶穌後來曾提到約拿在魚腹中三日三夜，來預示祂自己在墳墓中的時間（</w:t>
       </w:r>
-      <w:hyperlink r:id="rId45">
-        <w:r>
-          <w:rPr>
-            <w:lang w:val="zh_TW" w:bidi="zh_TW"/>
-          </w:rPr>
-          <w:rPr>
-            <w:color w:val="0000EE"/>
-            <w:u w:val="single"/>
-          </w:rPr>
-          <w:t>太12:39–41</w:t>
-        </w:r>
-      </w:hyperlink>
+      <w:r>
+        <w:rPr>
+          <w:lang w:val="zh_TW" w:bidi="zh_TW"/>
+        </w:rPr>
+        <w:t>太12:39–41</w:t>
+      </w:r>
       <w:r>
         <w:rPr>
           <w:lang w:val="zh_TW" w:bidi="zh_TW"/>
@@ -1670,54 +1466,36 @@
         </w:rPr>
         <w:t>（見</w:t>
       </w:r>
-      <w:hyperlink r:id="rId46">
-        <w:r>
-          <w:rPr>
-            <w:lang w:val="zh_TW" w:bidi="zh_TW"/>
-          </w:rPr>
-          <w:rPr>
-            <w:color w:val="0000EE"/>
-            <w:u w:val="single"/>
-          </w:rPr>
-          <w:t>拿4:6</w:t>
-        </w:r>
-      </w:hyperlink>
+      <w:r>
+        <w:rPr>
+          <w:lang w:val="zh_TW" w:bidi="zh_TW"/>
+        </w:rPr>
+        <w:t>拿4:6</w:t>
+      </w:r>
       <w:r>
         <w:rPr>
           <w:lang w:val="zh_TW" w:bidi="zh_TW"/>
         </w:rPr>
         <w:t>、</w:t>
       </w:r>
-      <w:hyperlink r:id="rId47">
-        <w:r>
-          <w:rPr>
-            <w:lang w:val="zh_TW" w:bidi="zh_TW"/>
-          </w:rPr>
-          <w:rPr>
-            <w:color w:val="0000EE"/>
-            <w:u w:val="single"/>
-          </w:rPr>
-          <w:t>7</w:t>
-        </w:r>
-      </w:hyperlink>
+      <w:r>
+        <w:rPr>
+          <w:lang w:val="zh_TW" w:bidi="zh_TW"/>
+        </w:rPr>
+        <w:t>7</w:t>
+      </w:r>
       <w:r>
         <w:rPr>
           <w:lang w:val="zh_TW" w:bidi="zh_TW"/>
         </w:rPr>
         <w:t>、</w:t>
       </w:r>
-      <w:hyperlink r:id="rId48">
-        <w:r>
-          <w:rPr>
-            <w:lang w:val="zh_TW" w:bidi="zh_TW"/>
-          </w:rPr>
-          <w:rPr>
-            <w:color w:val="0000EE"/>
-            <w:u w:val="single"/>
-          </w:rPr>
-          <w:t>8</w:t>
-        </w:r>
-      </w:hyperlink>
+      <w:r>
+        <w:rPr>
+          <w:lang w:val="zh_TW" w:bidi="zh_TW"/>
+        </w:rPr>
+        <w:t>8</w:t>
+      </w:r>
       <w:r>
         <w:rPr>
           <w:lang w:val="zh_TW" w:bidi="zh_TW"/>
@@ -1889,36 +1667,24 @@
         </w:rPr>
         <w:t>）：人們普遍認為陰間是死人居住之處（見</w:t>
       </w:r>
-      <w:hyperlink r:id="rId49">
-        <w:r>
-          <w:rPr>
-            <w:lang w:val="zh_TW" w:bidi="zh_TW"/>
-          </w:rPr>
-          <w:rPr>
-            <w:color w:val="0000EE"/>
-            <w:u w:val="single"/>
-          </w:rPr>
-          <w:t>賽14:15</w:t>
-        </w:r>
-      </w:hyperlink>
+      <w:r>
+        <w:rPr>
+          <w:lang w:val="zh_TW" w:bidi="zh_TW"/>
+        </w:rPr>
+        <w:t>賽14:15</w:t>
+      </w:r>
       <w:r>
         <w:rPr>
           <w:lang w:val="zh_TW" w:bidi="zh_TW"/>
         </w:rPr>
         <w:t>；</w:t>
       </w:r>
-      <w:hyperlink r:id="rId50">
-        <w:r>
-          <w:rPr>
-            <w:lang w:val="zh_TW" w:bidi="zh_TW"/>
-          </w:rPr>
-          <w:rPr>
-            <w:color w:val="0000EE"/>
-            <w:u w:val="single"/>
-          </w:rPr>
-          <w:t>結31:15–17</w:t>
-        </w:r>
-      </w:hyperlink>
+      <w:r>
+        <w:rPr>
+          <w:lang w:val="zh_TW" w:bidi="zh_TW"/>
+        </w:rPr>
+        <w:t>結31:15–17</w:t>
+      </w:r>
       <w:r>
         <w:rPr>
           <w:lang w:val="zh_TW" w:bidi="zh_TW"/>
@@ -1977,18 +1743,12 @@
         </w:rPr>
         <w:t>在瀕臨溺水之際，約拿呼求拯救、呼求生命，也呼求神的同在重新臨到。他提到是神將他從神面前驅逐，這其實很具有諷刺意味，因為約拿自己原本正是為了逃離神的同在而往他施去（</w:t>
       </w:r>
-      <w:hyperlink r:id="rId51">
-        <w:r>
-          <w:rPr>
-            <w:lang w:val="zh_TW" w:bidi="zh_TW"/>
-          </w:rPr>
-          <w:rPr>
-            <w:color w:val="0000EE"/>
-            <w:u w:val="single"/>
-          </w:rPr>
-          <w:t>1:3</w:t>
-        </w:r>
-      </w:hyperlink>
+      <w:r>
+        <w:rPr>
+          <w:lang w:val="zh_TW" w:bidi="zh_TW"/>
+        </w:rPr>
+        <w:t>1:3</w:t>
+      </w:r>
       <w:r>
         <w:rPr>
           <w:lang w:val="zh_TW" w:bidi="zh_TW"/>
@@ -2025,18 +1785,12 @@
         </w:rPr>
         <w:t>）：這句話可能表示約拿確信自己將會得救，並能再次在耶路撒冷的聖殿敬拜；也可能是他在海中向耶和華的聖殿呼求（參</w:t>
       </w:r>
-      <w:hyperlink r:id="rId52">
-        <w:r>
-          <w:rPr>
-            <w:lang w:val="zh_TW" w:bidi="zh_TW"/>
-          </w:rPr>
-          <w:rPr>
-            <w:color w:val="0000EE"/>
-            <w:u w:val="single"/>
-          </w:rPr>
-          <w:t>2:7</w:t>
-        </w:r>
-      </w:hyperlink>
+      <w:r>
+        <w:rPr>
+          <w:lang w:val="zh_TW" w:bidi="zh_TW"/>
+        </w:rPr>
+        <w:t>2:7</w:t>
+      </w:r>
       <w:r>
         <w:rPr>
           <w:lang w:val="zh_TW" w:bidi="zh_TW"/>
@@ -2119,18 +1873,12 @@
         </w:rPr>
         <w:t xml:space="preserve">關住）反映了古代關於地底世界的觀念——死人會在地底深處（另見 </w:t>
       </w:r>
-      <w:hyperlink r:id="rId53">
-        <w:r>
-          <w:rPr>
-            <w:lang w:val="zh_TW" w:bidi="zh_TW"/>
-          </w:rPr>
-          <w:rPr>
-            <w:color w:val="0000EE"/>
-            <w:u w:val="single"/>
-          </w:rPr>
-          <w:t>2:2</w:t>
-        </w:r>
-      </w:hyperlink>
+      <w:r>
+        <w:rPr>
+          <w:lang w:val="zh_TW" w:bidi="zh_TW"/>
+        </w:rPr>
+        <w:t>2:2</w:t>
+      </w:r>
       <w:r>
         <w:rPr>
           <w:lang w:val="zh_TW" w:bidi="zh_TW"/>
@@ -2301,36 +2049,24 @@
         </w:rPr>
         <w:t>禱告……聖殿：在以色列人的敬拜中，聖殿是神特別的居所，儘管神無時無處不在（</w:t>
       </w:r>
-      <w:hyperlink r:id="rId16">
-        <w:r>
-          <w:rPr>
-            <w:lang w:val="zh_TW" w:bidi="zh_TW"/>
-          </w:rPr>
-          <w:rPr>
-            <w:color w:val="0000EE"/>
-            <w:u w:val="single"/>
-          </w:rPr>
-          <w:t>詩139:7–10</w:t>
-        </w:r>
-      </w:hyperlink>
+      <w:r>
+        <w:rPr>
+          <w:lang w:val="zh_TW" w:bidi="zh_TW"/>
+        </w:rPr>
+        <w:t>詩139:7–10</w:t>
+      </w:r>
       <w:r>
         <w:rPr>
           <w:lang w:val="zh_TW" w:bidi="zh_TW"/>
         </w:rPr>
         <w:t>；</w:t>
       </w:r>
-      <w:hyperlink r:id="rId54">
-        <w:r>
-          <w:rPr>
-            <w:lang w:val="zh_TW" w:bidi="zh_TW"/>
-          </w:rPr>
-          <w:rPr>
-            <w:color w:val="0000EE"/>
-            <w:u w:val="single"/>
-          </w:rPr>
-          <w:t>耶23:23–24</w:t>
-        </w:r>
-      </w:hyperlink>
+      <w:r>
+        <w:rPr>
+          <w:lang w:val="zh_TW" w:bidi="zh_TW"/>
+        </w:rPr>
+        <w:t>耶23:23–24</w:t>
+      </w:r>
       <w:r>
         <w:rPr>
           <w:lang w:val="zh_TW" w:bidi="zh_TW"/>
@@ -2385,18 +2121,12 @@
         </w:rPr>
         <w:t>約拿這首詩篇式禱告的結尾與</w:t>
       </w:r>
-      <w:hyperlink r:id="rId42">
-        <w:r>
-          <w:rPr>
-            <w:lang w:val="zh_TW" w:bidi="zh_TW"/>
-          </w:rPr>
-          <w:rPr>
-            <w:color w:val="0000EE"/>
-            <w:u w:val="single"/>
-          </w:rPr>
-          <w:t>一章16節</w:t>
-        </w:r>
-      </w:hyperlink>
+      <w:r>
+        <w:rPr>
+          <w:lang w:val="zh_TW" w:bidi="zh_TW"/>
+        </w:rPr>
+        <w:t>一章16節</w:t>
+      </w:r>
       <w:r>
         <w:rPr>
           <w:lang w:val="zh_TW" w:bidi="zh_TW"/>
@@ -2451,18 +2181,12 @@
         </w:rPr>
         <w:t>本書下半部的開頭與上半部的開頭相同（見</w:t>
       </w:r>
-      <w:hyperlink r:id="rId55">
-        <w:r>
-          <w:rPr>
-            <w:lang w:val="zh_TW" w:bidi="zh_TW"/>
-          </w:rPr>
-          <w:rPr>
-            <w:color w:val="0000EE"/>
-            <w:u w:val="single"/>
-          </w:rPr>
-          <w:t>1:1–2</w:t>
-        </w:r>
-      </w:hyperlink>
+      <w:r>
+        <w:rPr>
+          <w:lang w:val="zh_TW" w:bidi="zh_TW"/>
+        </w:rPr>
+        <w:t>1:1–2</w:t>
+      </w:r>
       <w:r>
         <w:rPr>
           <w:lang w:val="zh_TW" w:bidi="zh_TW"/>
@@ -2581,54 +2305,36 @@
         </w:rPr>
         <w:t>這是一座大城，需要三天才能走遍。神渴望拯救這座龐大的城市，而非毀滅它——城裡有許多人和牲畜（</w:t>
       </w:r>
-      <w:hyperlink r:id="rId56">
-        <w:r>
-          <w:rPr>
-            <w:lang w:val="zh_TW" w:bidi="zh_TW"/>
-          </w:rPr>
-          <w:rPr>
-            <w:color w:val="0000EE"/>
-            <w:u w:val="single"/>
-          </w:rPr>
-          <w:t>4:11</w:t>
-        </w:r>
-      </w:hyperlink>
+      <w:r>
+        <w:rPr>
+          <w:lang w:val="zh_TW" w:bidi="zh_TW"/>
+        </w:rPr>
+        <w:t>4:11</w:t>
+      </w:r>
       <w:r>
         <w:rPr>
           <w:lang w:val="zh_TW" w:bidi="zh_TW"/>
         </w:rPr>
         <w:t>）。然而，正是神的這份心意，令約拿抗拒（見</w:t>
       </w:r>
-      <w:hyperlink r:id="rId20">
-        <w:r>
-          <w:rPr>
-            <w:lang w:val="zh_TW" w:bidi="zh_TW"/>
-          </w:rPr>
-          <w:rPr>
-            <w:color w:val="0000EE"/>
-            <w:u w:val="single"/>
-          </w:rPr>
-          <w:t>4:2</w:t>
-        </w:r>
-      </w:hyperlink>
+      <w:r>
+        <w:rPr>
+          <w:lang w:val="zh_TW" w:bidi="zh_TW"/>
+        </w:rPr>
+        <w:t>4:2</w:t>
+      </w:r>
       <w:r>
         <w:rPr>
           <w:lang w:val="zh_TW" w:bidi="zh_TW"/>
         </w:rPr>
         <w:t>、</w:t>
       </w:r>
-      <w:hyperlink r:id="rId57">
-        <w:r>
-          <w:rPr>
-            <w:lang w:val="zh_TW" w:bidi="zh_TW"/>
-          </w:rPr>
-          <w:rPr>
-            <w:color w:val="0000EE"/>
-            <w:u w:val="single"/>
-          </w:rPr>
-          <w:t>10–11</w:t>
-        </w:r>
-      </w:hyperlink>
+      <w:r>
+        <w:rPr>
+          <w:lang w:val="zh_TW" w:bidi="zh_TW"/>
+        </w:rPr>
+        <w:t>10–11</w:t>
+      </w:r>
       <w:r>
         <w:rPr>
           <w:lang w:val="zh_TW" w:bidi="zh_TW"/>
@@ -2719,54 +2425,36 @@
         </w:rPr>
         <w:t>約拿的信息顯然沒有包含任何附帶條件——例如，「但如果你們悔改，神就不會毀滅你們」（請注意王在</w:t>
       </w:r>
-      <w:hyperlink r:id="rId58">
-        <w:r>
-          <w:rPr>
-            <w:lang w:val="zh_TW" w:bidi="zh_TW"/>
-          </w:rPr>
-          <w:rPr>
-            <w:color w:val="0000EE"/>
-            <w:u w:val="single"/>
-          </w:rPr>
-          <w:t>3:9</w:t>
-        </w:r>
-      </w:hyperlink>
+      <w:r>
+        <w:rPr>
+          <w:lang w:val="zh_TW" w:bidi="zh_TW"/>
+        </w:rPr>
+        <w:t>3:9</w:t>
+      </w:r>
       <w:r>
         <w:rPr>
           <w:lang w:val="zh_TW" w:bidi="zh_TW"/>
         </w:rPr>
         <w:t>中的不確定）。然而，約拿知道神渴望人悔改，而不是毀滅他們（</w:t>
       </w:r>
-      <w:hyperlink r:id="rId59">
-        <w:r>
-          <w:rPr>
-            <w:lang w:val="zh_TW" w:bidi="zh_TW"/>
-          </w:rPr>
-          <w:rPr>
-            <w:color w:val="0000EE"/>
-            <w:u w:val="single"/>
-          </w:rPr>
-          <w:t>3:10</w:t>
-        </w:r>
-      </w:hyperlink>
+      <w:r>
+        <w:rPr>
+          <w:lang w:val="zh_TW" w:bidi="zh_TW"/>
+        </w:rPr>
+        <w:t>3:10</w:t>
+      </w:r>
       <w:r>
         <w:rPr>
           <w:lang w:val="zh_TW" w:bidi="zh_TW"/>
         </w:rPr>
         <w:t>，</w:t>
       </w:r>
-      <w:hyperlink r:id="rId20">
-        <w:r>
-          <w:rPr>
-            <w:lang w:val="zh_TW" w:bidi="zh_TW"/>
-          </w:rPr>
-          <w:rPr>
-            <w:color w:val="0000EE"/>
-            <w:u w:val="single"/>
-          </w:rPr>
-          <w:t>4:2</w:t>
-        </w:r>
-      </w:hyperlink>
+      <w:r>
+        <w:rPr>
+          <w:lang w:val="zh_TW" w:bidi="zh_TW"/>
+        </w:rPr>
+        <w:t>4:2</w:t>
+      </w:r>
       <w:r>
         <w:rPr>
           <w:lang w:val="zh_TW" w:bidi="zh_TW"/>
@@ -2825,18 +2513,12 @@
         </w:rPr>
         <w:t>在這卷短書中，這是異教徒第二次對耶和華作出正面的回應（參</w:t>
       </w:r>
-      <w:hyperlink r:id="rId42">
-        <w:r>
-          <w:rPr>
-            <w:lang w:val="zh_TW" w:bidi="zh_TW"/>
-          </w:rPr>
-          <w:rPr>
-            <w:color w:val="0000EE"/>
-            <w:u w:val="single"/>
-          </w:rPr>
-          <w:t>1:16</w:t>
-        </w:r>
-      </w:hyperlink>
+      <w:r>
+        <w:rPr>
+          <w:lang w:val="zh_TW" w:bidi="zh_TW"/>
+        </w:rPr>
+        <w:t>1:16</w:t>
+      </w:r>
       <w:r>
         <w:rPr>
           <w:lang w:val="zh_TW" w:bidi="zh_TW"/>
@@ -2861,90 +2543,60 @@
         </w:rPr>
         <w:t>在古代以色列，禁食通常會伴隨著禱告和悔改，尤其是在困境之時（見</w:t>
       </w:r>
-      <w:hyperlink r:id="rId60">
-        <w:r>
-          <w:rPr>
-            <w:lang w:val="zh_TW" w:bidi="zh_TW"/>
-          </w:rPr>
-          <w:rPr>
-            <w:color w:val="0000EE"/>
-            <w:u w:val="single"/>
-          </w:rPr>
-          <w:t>撒下1:12</w:t>
-        </w:r>
-      </w:hyperlink>
+      <w:r>
+        <w:rPr>
+          <w:lang w:val="zh_TW" w:bidi="zh_TW"/>
+        </w:rPr>
+        <w:t>撒下1:12</w:t>
+      </w:r>
       <w:r>
         <w:rPr>
           <w:lang w:val="zh_TW" w:bidi="zh_TW"/>
         </w:rPr>
         <w:t>；</w:t>
       </w:r>
-      <w:hyperlink r:id="rId61">
-        <w:r>
-          <w:rPr>
-            <w:lang w:val="zh_TW" w:bidi="zh_TW"/>
-          </w:rPr>
-          <w:rPr>
-            <w:color w:val="0000EE"/>
-            <w:u w:val="single"/>
-          </w:rPr>
-          <w:t>尼1:4</w:t>
-        </w:r>
-      </w:hyperlink>
+      <w:r>
+        <w:rPr>
+          <w:lang w:val="zh_TW" w:bidi="zh_TW"/>
+        </w:rPr>
+        <w:t>尼1:4</w:t>
+      </w:r>
       <w:r>
         <w:rPr>
           <w:lang w:val="zh_TW" w:bidi="zh_TW"/>
         </w:rPr>
         <w:t>）。穿上麻衣、坐在灰中，則常伴隨著哀悼與痛悔的悔改（見</w:t>
       </w:r>
-      <w:hyperlink r:id="rId62">
-        <w:r>
-          <w:rPr>
-            <w:lang w:val="zh_TW" w:bidi="zh_TW"/>
-          </w:rPr>
-          <w:rPr>
-            <w:color w:val="0000EE"/>
-            <w:u w:val="single"/>
-          </w:rPr>
-          <w:t>創37:34</w:t>
-        </w:r>
-      </w:hyperlink>
+      <w:r>
+        <w:rPr>
+          <w:lang w:val="zh_TW" w:bidi="zh_TW"/>
+        </w:rPr>
+        <w:t>創37:34</w:t>
+      </w:r>
       <w:r>
         <w:rPr>
           <w:lang w:val="zh_TW" w:bidi="zh_TW"/>
         </w:rPr>
         <w:t>；</w:t>
       </w:r>
-      <w:hyperlink r:id="rId63">
-        <w:r>
-          <w:rPr>
-            <w:lang w:val="zh_TW" w:bidi="zh_TW"/>
-          </w:rPr>
-          <w:rPr>
-            <w:color w:val="0000EE"/>
-            <w:u w:val="single"/>
-          </w:rPr>
-          <w:t>伯16:15</w:t>
-        </w:r>
-      </w:hyperlink>
+      <w:r>
+        <w:rPr>
+          <w:lang w:val="zh_TW" w:bidi="zh_TW"/>
+        </w:rPr>
+        <w:t>伯16:15</w:t>
+      </w:r>
       <w:r>
         <w:rPr>
           <w:lang w:val="zh_TW" w:bidi="zh_TW"/>
         </w:rPr>
         <w:t>；</w:t>
       </w:r>
-      <w:hyperlink r:id="rId64">
-        <w:r>
-          <w:rPr>
-            <w:lang w:val="zh_TW" w:bidi="zh_TW"/>
-          </w:rPr>
-          <w:rPr>
-            <w:color w:val="0000EE"/>
-            <w:u w:val="single"/>
-          </w:rPr>
-          <w:t>哀2:10</w:t>
-        </w:r>
-      </w:hyperlink>
+      <w:r>
+        <w:rPr>
+          <w:lang w:val="zh_TW" w:bidi="zh_TW"/>
+        </w:rPr>
+        <w:t>哀2:10</w:t>
+      </w:r>
       <w:r>
         <w:rPr>
           <w:lang w:val="zh_TW" w:bidi="zh_TW"/>
@@ -2969,18 +2621,12 @@
         </w:rPr>
         <w:t>尼尼微人的悔改，成了對耶穌時代那些心硬之人的控訴（</w:t>
       </w:r>
-      <w:hyperlink r:id="rId65">
-        <w:r>
-          <w:rPr>
-            <w:lang w:val="zh_TW" w:bidi="zh_TW"/>
-          </w:rPr>
-          <w:rPr>
-            <w:color w:val="0000EE"/>
-            <w:u w:val="single"/>
-          </w:rPr>
-          <w:t>太12:41</w:t>
-        </w:r>
-      </w:hyperlink>
+      <w:r>
+        <w:rPr>
+          <w:lang w:val="zh_TW" w:bidi="zh_TW"/>
+        </w:rPr>
+        <w:t>太12:41</w:t>
+      </w:r>
       <w:r>
         <w:rPr>
           <w:lang w:val="zh_TW" w:bidi="zh_TW"/>
@@ -3035,18 +2681,12 @@
         </w:rPr>
         <w:t>尼尼微的王，可能是這城的一位不知名的巡撫，也可能是亞述王，他或許經常以尼尼微作為政府所在地（參</w:t>
       </w:r>
-      <w:hyperlink r:id="rId66">
-        <w:r>
-          <w:rPr>
-            <w:lang w:val="zh_TW" w:bidi="zh_TW"/>
-          </w:rPr>
-          <w:rPr>
-            <w:color w:val="0000EE"/>
-            <w:u w:val="single"/>
-          </w:rPr>
-          <w:t>王下19:9–13</w:t>
-        </w:r>
-      </w:hyperlink>
+      <w:r>
+        <w:rPr>
+          <w:lang w:val="zh_TW" w:bidi="zh_TW"/>
+        </w:rPr>
+        <w:t>王下19:9–13</w:t>
+      </w:r>
       <w:r>
         <w:rPr>
           <w:lang w:val="zh_TW" w:bidi="zh_TW"/>
@@ -3173,126 +2813,84 @@
         </w:rPr>
         <w:t>：若尼尼微人沒有悔改，神必毀滅他們（</w:t>
       </w:r>
-      <w:hyperlink r:id="rId67">
-        <w:r>
-          <w:rPr>
-            <w:lang w:val="zh_TW" w:bidi="zh_TW"/>
-          </w:rPr>
-          <w:rPr>
-            <w:color w:val="0000EE"/>
-            <w:u w:val="single"/>
-          </w:rPr>
-          <w:t>3:4</w:t>
-        </w:r>
-      </w:hyperlink>
+      <w:r>
+        <w:rPr>
+          <w:lang w:val="zh_TW" w:bidi="zh_TW"/>
+        </w:rPr>
+        <w:t>3:4</w:t>
+      </w:r>
       <w:r>
         <w:rPr>
           <w:lang w:val="zh_TW" w:bidi="zh_TW"/>
         </w:rPr>
         <w:t>）；但神早已預備好以憐憫來回應他們的悔改（見</w:t>
       </w:r>
-      <w:hyperlink r:id="rId20">
-        <w:r>
-          <w:rPr>
-            <w:lang w:val="zh_TW" w:bidi="zh_TW"/>
-          </w:rPr>
-          <w:rPr>
-            <w:color w:val="0000EE"/>
-            <w:u w:val="single"/>
-          </w:rPr>
-          <w:t>4:2</w:t>
-        </w:r>
-      </w:hyperlink>
+      <w:r>
+        <w:rPr>
+          <w:lang w:val="zh_TW" w:bidi="zh_TW"/>
+        </w:rPr>
+        <w:t>4:2</w:t>
+      </w:r>
       <w:r>
         <w:rPr>
           <w:lang w:val="zh_TW" w:bidi="zh_TW"/>
         </w:rPr>
         <w:t>、</w:t>
       </w:r>
-      <w:hyperlink r:id="rId56">
-        <w:r>
-          <w:rPr>
-            <w:lang w:val="zh_TW" w:bidi="zh_TW"/>
-          </w:rPr>
-          <w:rPr>
-            <w:color w:val="0000EE"/>
-            <w:u w:val="single"/>
-          </w:rPr>
-          <w:t>11</w:t>
-        </w:r>
-      </w:hyperlink>
+      <w:r>
+        <w:rPr>
+          <w:lang w:val="zh_TW" w:bidi="zh_TW"/>
+        </w:rPr>
+        <w:t>11</w:t>
+      </w:r>
       <w:r>
         <w:rPr>
           <w:lang w:val="zh_TW" w:bidi="zh_TW"/>
         </w:rPr>
         <w:t>）。在神看來，這個轉變並非是在推翻祂原先的意圖，因為祂的心意本就包含施憐憫的可能性。這個轉變也不涉及神的預知問題。歷來教會都相信，神完全知道將來的事（見</w:t>
       </w:r>
-      <w:hyperlink r:id="rId68">
-        <w:r>
-          <w:rPr>
-            <w:lang w:val="zh_TW" w:bidi="zh_TW"/>
-          </w:rPr>
-          <w:rPr>
-            <w:color w:val="0000EE"/>
-            <w:u w:val="single"/>
-          </w:rPr>
-          <w:t>詩139:4</w:t>
-        </w:r>
-      </w:hyperlink>
+      <w:r>
+        <w:rPr>
+          <w:lang w:val="zh_TW" w:bidi="zh_TW"/>
+        </w:rPr>
+        <w:t>詩139:4</w:t>
+      </w:r>
       <w:r>
         <w:rPr>
           <w:lang w:val="zh_TW" w:bidi="zh_TW"/>
         </w:rPr>
         <w:t>；</w:t>
       </w:r>
-      <w:hyperlink r:id="rId69">
-        <w:r>
-          <w:rPr>
-            <w:lang w:val="zh_TW" w:bidi="zh_TW"/>
-          </w:rPr>
-          <w:rPr>
-            <w:color w:val="0000EE"/>
-            <w:u w:val="single"/>
-          </w:rPr>
-          <w:t>賽46:10</w:t>
-        </w:r>
-      </w:hyperlink>
+      <w:r>
+        <w:rPr>
+          <w:lang w:val="zh_TW" w:bidi="zh_TW"/>
+        </w:rPr>
+        <w:t>賽46:10</w:t>
+      </w:r>
       <w:r>
         <w:rPr>
           <w:lang w:val="zh_TW" w:bidi="zh_TW"/>
         </w:rPr>
         <w:t>；</w:t>
       </w:r>
-      <w:hyperlink r:id="rId70">
-        <w:r>
-          <w:rPr>
-            <w:lang w:val="zh_TW" w:bidi="zh_TW"/>
-          </w:rPr>
-          <w:rPr>
-            <w:color w:val="0000EE"/>
-            <w:u w:val="single"/>
-          </w:rPr>
-          <w:t>但2:28–29</w:t>
-        </w:r>
-      </w:hyperlink>
+      <w:r>
+        <w:rPr>
+          <w:lang w:val="zh_TW" w:bidi="zh_TW"/>
+        </w:rPr>
+        <w:t>但2:28–29</w:t>
+      </w:r>
       <w:r>
         <w:rPr>
           <w:lang w:val="zh_TW" w:bidi="zh_TW"/>
         </w:rPr>
         <w:t>；</w:t>
       </w:r>
-      <w:hyperlink r:id="rId71">
-        <w:r>
-          <w:rPr>
-            <w:lang w:val="zh_TW" w:bidi="zh_TW"/>
-          </w:rPr>
-          <w:rPr>
-            <w:color w:val="0000EE"/>
-            <w:u w:val="single"/>
-          </w:rPr>
-          <w:t>太24:36</w:t>
-        </w:r>
-      </w:hyperlink>
+      <w:r>
+        <w:rPr>
+          <w:lang w:val="zh_TW" w:bidi="zh_TW"/>
+        </w:rPr>
+        <w:t>太24:36</w:t>
+      </w:r>
       <w:r>
         <w:rPr>
           <w:lang w:val="zh_TW" w:bidi="zh_TW"/>
@@ -3432,18 +3030,12 @@
         </w:rPr>
         <w:t>故事在此出現出人意料的轉折。約拿自己曾蒙受神的憐憫，卻對耶和華施予亞述人的憐憫心生抱怨。這位先知的頂撞反而更突顯出神的恩典（見</w:t>
       </w:r>
-      <w:hyperlink r:id="rId72">
-        <w:r>
-          <w:rPr>
-            <w:lang w:val="zh_TW" w:bidi="zh_TW"/>
-          </w:rPr>
-          <w:rPr>
-            <w:color w:val="0000EE"/>
-            <w:u w:val="single"/>
-          </w:rPr>
-          <w:t>4:8–11</w:t>
-        </w:r>
-      </w:hyperlink>
+      <w:r>
+        <w:rPr>
+          <w:lang w:val="zh_TW" w:bidi="zh_TW"/>
+        </w:rPr>
+        <w:t>4:8–11</w:t>
+      </w:r>
       <w:r>
         <w:rPr>
           <w:lang w:val="zh_TW" w:bidi="zh_TW"/>
@@ -3502,18 +3094,12 @@
         </w:rPr>
         <w:t>約拿表明自己當初逃避耶和華（</w:t>
       </w:r>
-      <w:hyperlink r:id="rId51">
-        <w:r>
-          <w:rPr>
-            <w:lang w:val="zh_TW" w:bidi="zh_TW"/>
-          </w:rPr>
-          <w:rPr>
-            <w:color w:val="0000EE"/>
-            <w:u w:val="single"/>
-          </w:rPr>
-          <w:t>1:3</w:t>
-        </w:r>
-      </w:hyperlink>
+      <w:r>
+        <w:rPr>
+          <w:lang w:val="zh_TW" w:bidi="zh_TW"/>
+        </w:rPr>
+        <w:t>1:3</w:t>
+      </w:r>
       <w:r>
         <w:rPr>
           <w:lang w:val="zh_TW" w:bidi="zh_TW"/>
@@ -3538,36 +3124,24 @@
         </w:rPr>
         <w:t>我知道：約拿幾乎直接引用了</w:t>
       </w:r>
-      <w:hyperlink r:id="rId73">
-        <w:r>
-          <w:rPr>
-            <w:lang w:val="zh_TW" w:bidi="zh_TW"/>
-          </w:rPr>
-          <w:rPr>
-            <w:color w:val="0000EE"/>
-            <w:u w:val="single"/>
-          </w:rPr>
-          <w:t>出埃及記三十四章6至7節</w:t>
-        </w:r>
-      </w:hyperlink>
+      <w:r>
+        <w:rPr>
+          <w:lang w:val="zh_TW" w:bidi="zh_TW"/>
+        </w:rPr>
+        <w:t>出埃及記三十四章6至7節</w:t>
+      </w:r>
       <w:r>
         <w:rPr>
           <w:lang w:val="zh_TW" w:bidi="zh_TW"/>
         </w:rPr>
         <w:t>的內容，該段經文的背景是以色列與耶和華的立約關係。即使在舊約聖經時代，神的心意也是要將救恩傳到萬國（參</w:t>
       </w:r>
-      <w:hyperlink r:id="rId74">
-        <w:r>
-          <w:rPr>
-            <w:lang w:val="zh_TW" w:bidi="zh_TW"/>
-          </w:rPr>
-          <w:rPr>
-            <w:color w:val="0000EE"/>
-            <w:u w:val="single"/>
-          </w:rPr>
-          <w:t>太28:18–20</w:t>
-        </w:r>
-      </w:hyperlink>
+      <w:r>
+        <w:rPr>
+          <w:lang w:val="zh_TW" w:bidi="zh_TW"/>
+        </w:rPr>
+        <w:t>太28:18–20</w:t>
+      </w:r>
       <w:r>
         <w:rPr>
           <w:lang w:val="zh_TW" w:bidi="zh_TW"/>
@@ -3622,36 +3196,24 @@
         </w:rPr>
         <w:t>約拿寧願死也不願順服神的旨意（另見</w:t>
       </w:r>
-      <w:hyperlink r:id="rId75">
-        <w:r>
-          <w:rPr>
-            <w:lang w:val="zh_TW" w:bidi="zh_TW"/>
-          </w:rPr>
-          <w:rPr>
-            <w:color w:val="0000EE"/>
-            <w:u w:val="single"/>
-          </w:rPr>
-          <w:t>4:8–9</w:t>
-        </w:r>
-      </w:hyperlink>
+      <w:r>
+        <w:rPr>
+          <w:lang w:val="zh_TW" w:bidi="zh_TW"/>
+        </w:rPr>
+        <w:t>4:8–9</w:t>
+      </w:r>
       <w:r>
         <w:rPr>
           <w:lang w:val="zh_TW" w:bidi="zh_TW"/>
         </w:rPr>
         <w:t>），並且願意等待，希望這城被毀滅（</w:t>
       </w:r>
-      <w:hyperlink r:id="rId76">
-        <w:r>
-          <w:rPr>
-            <w:lang w:val="zh_TW" w:bidi="zh_TW"/>
-          </w:rPr>
-          <w:rPr>
-            <w:color w:val="0000EE"/>
-            <w:u w:val="single"/>
-          </w:rPr>
-          <w:t>4:5</w:t>
-        </w:r>
-      </w:hyperlink>
+      <w:r>
+        <w:rPr>
+          <w:lang w:val="zh_TW" w:bidi="zh_TW"/>
+        </w:rPr>
+        <w:t>4:5</w:t>
+      </w:r>
       <w:r>
         <w:rPr>
           <w:lang w:val="zh_TW" w:bidi="zh_TW"/>
@@ -3706,18 +3268,12 @@
         </w:rPr>
         <w:t>耶和華的回應是一個修辭性問句，其隱含的答案是：「不，當然不應該！」接下來的實例教訓（</w:t>
       </w:r>
-      <w:hyperlink r:id="rId77">
-        <w:r>
-          <w:rPr>
-            <w:lang w:val="zh_TW" w:bidi="zh_TW"/>
-          </w:rPr>
-          <w:rPr>
-            <w:color w:val="0000EE"/>
-            <w:u w:val="single"/>
-          </w:rPr>
-          <w:t>4:6–11</w:t>
-        </w:r>
-      </w:hyperlink>
+      <w:r>
+        <w:rPr>
+          <w:lang w:val="zh_TW" w:bidi="zh_TW"/>
+        </w:rPr>
+        <w:t>4:6–11</w:t>
+      </w:r>
       <w:r>
         <w:rPr>
           <w:lang w:val="zh_TW" w:bidi="zh_TW"/>
@@ -3776,18 +3332,12 @@
         </w:rPr>
         <w:t>耶和華是神與以色列立約時所用的名（例，見</w:t>
       </w:r>
-      <w:hyperlink r:id="rId78">
-        <w:r>
-          <w:rPr>
-            <w:lang w:val="zh_TW" w:bidi="zh_TW"/>
-          </w:rPr>
-          <w:rPr>
-            <w:color w:val="0000EE"/>
-            <w:u w:val="single"/>
-          </w:rPr>
-          <w:t>詩72:18</w:t>
-        </w:r>
-      </w:hyperlink>
+      <w:r>
+        <w:rPr>
+          <w:lang w:val="zh_TW" w:bidi="zh_TW"/>
+        </w:rPr>
+        <w:t>詩72:18</w:t>
+      </w:r>
       <w:r>
         <w:rPr>
           <w:lang w:val="zh_TW" w:bidi="zh_TW"/>
@@ -3888,18 +3438,12 @@
         </w:rPr>
         <w:t>人）：神憑著恩典，將祂藉先知所傳的真理之光帶入這座邪惡的城。不過，並非所有遇見神的光的人都有正面的回應（參</w:t>
       </w:r>
-      <w:hyperlink r:id="rId79">
-        <w:r>
-          <w:rPr>
-            <w:lang w:val="zh_TW" w:bidi="zh_TW"/>
-          </w:rPr>
-          <w:rPr>
-            <w:color w:val="0000EE"/>
-            <w:u w:val="single"/>
-          </w:rPr>
-          <w:t>約3:19–21</w:t>
-        </w:r>
-      </w:hyperlink>
+      <w:r>
+        <w:rPr>
+          <w:lang w:val="zh_TW" w:bidi="zh_TW"/>
+        </w:rPr>
+        <w:t>約3:19–21</w:t>
+      </w:r>
       <w:r>
         <w:rPr>
           <w:lang w:val="zh_TW" w:bidi="zh_TW"/>
